--- a/docs/marketing_module_prospectus_and_technical_plan.docx
+++ b/docs/marketing_module_prospectus_and_technical_plan.docx
@@ -2,7 +2,7 @@
 <file path=word/document.xml><?xml version="1.0" encoding="utf-8"?>
 <w:document xmlns:w="http://schemas.openxmlformats.org/wordprocessingml/2006/main" xmlns:m="http://schemas.openxmlformats.org/officeDocument/2006/math" xmlns:r="http://schemas.openxmlformats.org/officeDocument/2006/relationships" xmlns:o="urn:schemas-microsoft-com:office:office" xmlns:v="urn:schemas-microsoft-com:vml" xmlns:w10="urn:schemas-microsoft-com:office:word" xmlns:a="http://schemas.openxmlformats.org/drawingml/2006/main" xmlns:pic="http://schemas.openxmlformats.org/drawingml/2006/picture" xmlns:wp="http://schemas.openxmlformats.org/drawingml/2006/wordprocessingDrawing">
   <w:body>
-    <w:bookmarkStart w:id="45" w:name="Xef898ea381976da6695e0a9539aaebceb6dfe00"/>
+    <w:bookmarkStart w:id="51" w:name="Xef898ea381976da6695e0a9539aaebceb6dfe00"/>
     <w:p>
       <w:pPr>
         <w:pStyle w:val="Heading1"/>
@@ -34,7 +34,7 @@
         <w:pStyle w:val="FirstParagraph"/>
       </w:pPr>
       <w:r>
-        <w:t xml:space="preserve">Build a focused Marketing module inside CSA Store that helps Deck Family Farm improve subscriber growth by connecting campaign planning, tracked links, location targeting, Wix subscriber conversion data, and channel-specific recommendations in one operational system.</w:t>
+        <w:t xml:space="preserve">CSA Store should include a focused Marketing module that helps Deck Family Farm grow subscribers, direct campaigns more intelligently, and improve how clearly the farm is represented to both people and AI retrieval systems.</w:t>
       </w:r>
     </w:p>
     <w:p>
@@ -42,7 +42,39 @@
         <w:pStyle w:val="BodyText"/>
       </w:pPr>
       <w:r>
-        <w:t xml:space="preserve">This is not a generic social media scheduler. It is a subscriber acquisition and campaign direction tool for the farm.</w:t>
+        <w:t xml:space="preserve">This module has two connected purposes:</w:t>
+      </w:r>
+    </w:p>
+    <w:p>
+      <w:pPr>
+        <w:numPr>
+          <w:ilvl w:val="0"/>
+          <w:numId w:val="1001"/>
+        </w:numPr>
+        <w:pStyle w:val="Compact"/>
+      </w:pPr>
+      <w:r>
+        <w:t xml:space="preserve">improve subscriber acquisition through better campaign tracking, channel direction, and location targeting</w:t>
+      </w:r>
+    </w:p>
+    <w:p>
+      <w:pPr>
+        <w:numPr>
+          <w:ilvl w:val="0"/>
+          <w:numId w:val="1001"/>
+        </w:numPr>
+        <w:pStyle w:val="Compact"/>
+      </w:pPr>
+      <w:r>
+        <w:t xml:space="preserve">improve AI discoverability so Deck Family Farm and its CSA offering are easier for search engines, AI assistants, and local recommendation systems to retrieve and recommend</w:t>
+      </w:r>
+    </w:p>
+    <w:p>
+      <w:pPr>
+        <w:pStyle w:val="FirstParagraph"/>
+      </w:pPr>
+      <w:r>
+        <w:t xml:space="preserve">This is not a generic social media scheduler. It is an operational marketing command center for subscriber growth, location strategy, and semantic visibility.</w:t>
       </w:r>
     </w:p>
     <w:bookmarkEnd w:id="20"/>
@@ -60,26 +92,26 @@
         <w:pStyle w:val="FirstParagraph"/>
       </w:pPr>
       <w:r>
-        <w:t xml:space="preserve">Deck Family Farm and Full Farm CSA are already creating content, running campaigns, and targeting customers through Google, Facebook, Instagram, YouTube, and events. What is missing is a simple system that answers:</w:t>
-      </w:r>
-    </w:p>
-    <w:p>
-      <w:pPr>
-        <w:numPr>
-          <w:ilvl w:val="0"/>
-          <w:numId w:val="1001"/>
-        </w:numPr>
-        <w:pStyle w:val="Compact"/>
-      </w:pPr>
-      <w:r>
-        <w:t xml:space="preserve">Which campaigns are actually producing new subscriber interest?</w:t>
-      </w:r>
-    </w:p>
-    <w:p>
-      <w:pPr>
-        <w:numPr>
-          <w:ilvl w:val="0"/>
-          <w:numId w:val="1001"/>
+        <w:t xml:space="preserve">The farm is already creating content and promoting through Google, Facebook, Instagram, YouTube, events, and community channels. Subscriber conversion happens on Wix, while business intelligence lives across CSA Store, Local Line harvests, and drop-site tools. What is missing is a single place that answers:</w:t>
+      </w:r>
+    </w:p>
+    <w:p>
+      <w:pPr>
+        <w:numPr>
+          <w:ilvl w:val="0"/>
+          <w:numId w:val="1002"/>
+        </w:numPr>
+        <w:pStyle w:val="Compact"/>
+      </w:pPr>
+      <w:r>
+        <w:t xml:space="preserve">Which campaigns are producing subscriber interest?</w:t>
+      </w:r>
+    </w:p>
+    <w:p>
+      <w:pPr>
+        <w:numPr>
+          <w:ilvl w:val="0"/>
+          <w:numId w:val="1002"/>
         </w:numPr>
         <w:pStyle w:val="Compact"/>
       </w:pPr>
@@ -91,36 +123,60 @@
       <w:pPr>
         <w:numPr>
           <w:ilvl w:val="0"/>
-          <w:numId w:val="1001"/>
-        </w:numPr>
-        <w:pStyle w:val="Compact"/>
-      </w:pPr>
-      <w:r>
-        <w:t xml:space="preserve">Which channel should carry a particular campaign?</w:t>
-      </w:r>
-    </w:p>
-    <w:p>
-      <w:pPr>
-        <w:numPr>
-          <w:ilvl w:val="0"/>
-          <w:numId w:val="1001"/>
-        </w:numPr>
-        <w:pStyle w:val="Compact"/>
-      </w:pPr>
-      <w:r>
-        <w:t xml:space="preserve">Should a message come from DFF, FFCSA, or both?</w:t>
-      </w:r>
-    </w:p>
-    <w:p>
-      <w:pPr>
-        <w:numPr>
-          <w:ilvl w:val="0"/>
-          <w:numId w:val="1001"/>
-        </w:numPr>
-        <w:pStyle w:val="Compact"/>
-      </w:pPr>
-      <w:r>
-        <w:t xml:space="preserve">Where should we spend more, spend less, or shift the message?</w:t>
+          <w:numId w:val="1002"/>
+        </w:numPr>
+        <w:pStyle w:val="Compact"/>
+      </w:pPr>
+      <w:r>
+        <w:t xml:space="preserve">Which channel should carry a particular message?</w:t>
+      </w:r>
+    </w:p>
+    <w:p>
+      <w:pPr>
+        <w:numPr>
+          <w:ilvl w:val="0"/>
+          <w:numId w:val="1002"/>
+        </w:numPr>
+        <w:pStyle w:val="Compact"/>
+      </w:pPr>
+      <w:r>
+        <w:t xml:space="preserve">How should Deck Family Farm frame a message when the goal is farm storytelling versus CSA conversion?</w:t>
+      </w:r>
+    </w:p>
+    <w:p>
+      <w:pPr>
+        <w:numPr>
+          <w:ilvl w:val="0"/>
+          <w:numId w:val="1002"/>
+        </w:numPr>
+        <w:pStyle w:val="Compact"/>
+      </w:pPr>
+      <w:r>
+        <w:t xml:space="preserve">What should the farm promote next?</w:t>
+      </w:r>
+    </w:p>
+    <w:p>
+      <w:pPr>
+        <w:numPr>
+          <w:ilvl w:val="0"/>
+          <w:numId w:val="1002"/>
+        </w:numPr>
+        <w:pStyle w:val="Compact"/>
+      </w:pPr>
+      <w:r>
+        <w:t xml:space="preserve">How understandable is the farm website to modern search and AI retrieval systems?</w:t>
+      </w:r>
+    </w:p>
+    <w:p>
+      <w:pPr>
+        <w:numPr>
+          <w:ilvl w:val="0"/>
+          <w:numId w:val="1002"/>
+        </w:numPr>
+        <w:pStyle w:val="Compact"/>
+      </w:pPr>
+      <w:r>
+        <w:t xml:space="preserve">Which local food searches, products, or geographies are poorly represented online?</w:t>
       </w:r>
     </w:p>
     <w:p>
@@ -128,7 +184,7 @@
         <w:pStyle w:val="FirstParagraph"/>
       </w:pPr>
       <w:r>
-        <w:t xml:space="preserve">Today, those answers are difficult to see consistently. Campaign links are hard to standardize, location targeting is fragmented, subscriber conversion happens on Wix, and there is no single place to connect traffic, messaging, and subscriber growth.</w:t>
+        <w:t xml:space="preserve">The marketing problem is no longer just posting and paying for ads. It is also being clearly represented in the systems customers now use to find answers and local food options.</w:t>
       </w:r>
     </w:p>
     <w:bookmarkEnd w:id="21"/>
@@ -146,43 +202,49 @@
         <w:pStyle w:val="FirstParagraph"/>
       </w:pPr>
       <w:r>
-        <w:t xml:space="preserve">The module should support two coordinated but distinct content streams:</w:t>
-      </w:r>
-    </w:p>
-    <w:p>
-      <w:pPr>
-        <w:numPr>
-          <w:ilvl w:val="0"/>
-          <w:numId w:val="1002"/>
-        </w:numPr>
-        <w:pStyle w:val="Compact"/>
-      </w:pPr>
-      <w:r>
-        <w:rPr>
-          <w:rStyle w:val="VerbatimChar"/>
-        </w:rPr>
-        <w:t xml:space="preserve">Deck Family Farm (DFF)</w:t>
-      </w:r>
-      <w:r>
-        <w:t xml:space="preserve">: farming, regenerative practices, education, long-form how-to farming content, and farm business storytelling.</w:t>
-      </w:r>
-    </w:p>
-    <w:p>
-      <w:pPr>
-        <w:numPr>
-          <w:ilvl w:val="0"/>
-          <w:numId w:val="1002"/>
-        </w:numPr>
-        <w:pStyle w:val="Compact"/>
-      </w:pPr>
-      <w:r>
-        <w:rPr>
-          <w:rStyle w:val="VerbatimChar"/>
-        </w:rPr>
-        <w:t xml:space="preserve">Full Farm CSA (FFCSA)</w:t>
-      </w:r>
-      <w:r>
-        <w:t xml:space="preserve">: food, cooking, customer value, subscription benefits, and conversion-oriented customer messaging.</w:t>
+        <w:t xml:space="preserve">The module should support a single Deck Family Farm content stream with a clear internal distinction between:</w:t>
+      </w:r>
+    </w:p>
+    <w:p>
+      <w:pPr>
+        <w:numPr>
+          <w:ilvl w:val="0"/>
+          <w:numId w:val="1003"/>
+        </w:numPr>
+        <w:pStyle w:val="Compact"/>
+      </w:pPr>
+      <w:r>
+        <w:rPr>
+          <w:rStyle w:val="VerbatimChar"/>
+        </w:rPr>
+        <w:t xml:space="preserve">Deck Family Farm</w:t>
+      </w:r>
+      <w:r>
+        <w:t xml:space="preserve"> </w:t>
+      </w:r>
+      <w:r>
+        <w:t xml:space="preserve">as the main public brand</w:t>
+      </w:r>
+    </w:p>
+    <w:p>
+      <w:pPr>
+        <w:numPr>
+          <w:ilvl w:val="0"/>
+          <w:numId w:val="1003"/>
+        </w:numPr>
+        <w:pStyle w:val="Compact"/>
+      </w:pPr>
+      <w:r>
+        <w:rPr>
+          <w:rStyle w:val="VerbatimChar"/>
+        </w:rPr>
+        <w:t xml:space="preserve">Full Farm CSA</w:t>
+      </w:r>
+      <w:r>
+        <w:t xml:space="preserve"> </w:t>
+      </w:r>
+      <w:r>
+        <w:t xml:space="preserve">as the CSA arm of Deck Family Farm</w:t>
       </w:r>
     </w:p>
     <w:p>
@@ -190,7 +252,39 @@
         <w:pStyle w:val="FirstParagraph"/>
       </w:pPr>
       <w:r>
-        <w:t xml:space="preserve">These streams often overlap. Both may promote events, collaborate on posts, or point toward subscription campaigns. The Marketing module should help clarify when content should be led by DFF, when it should be led by FFCSA, and when it should be cross-posted or coordinated.</w:t>
+        <w:t xml:space="preserve">This means the content strategy stays unified under Deck Family Farm while still helping the operator shape the message correctly for the goal at hand:</w:t>
+      </w:r>
+    </w:p>
+    <w:p>
+      <w:pPr>
+        <w:numPr>
+          <w:ilvl w:val="0"/>
+          <w:numId w:val="1004"/>
+        </w:numPr>
+        <w:pStyle w:val="Compact"/>
+      </w:pPr>
+      <w:r>
+        <w:t xml:space="preserve">farm education, regenerative practices, and long-form storytelling</w:t>
+      </w:r>
+    </w:p>
+    <w:p>
+      <w:pPr>
+        <w:numPr>
+          <w:ilvl w:val="0"/>
+          <w:numId w:val="1004"/>
+        </w:numPr>
+        <w:pStyle w:val="Compact"/>
+      </w:pPr>
+      <w:r>
+        <w:t xml:space="preserve">customer value, food enjoyment, local access, and CSA conversion</w:t>
+      </w:r>
+    </w:p>
+    <w:p>
+      <w:pPr>
+        <w:pStyle w:val="FirstParagraph"/>
+      </w:pPr>
+      <w:r>
+        <w:t xml:space="preserve">The system should help clarify when a message should emphasize the broader Deck Family Farm identity and when it should emphasize Full Farm CSA as the subscription/customer-facing expression of that same brand.</w:t>
       </w:r>
     </w:p>
     <w:bookmarkEnd w:id="22"/>
@@ -208,67 +302,101 @@
         <w:pStyle w:val="FirstParagraph"/>
       </w:pPr>
       <w:r>
-        <w:t xml:space="preserve">The first version should focus on five things:</w:t>
-      </w:r>
-    </w:p>
-    <w:p>
-      <w:pPr>
-        <w:numPr>
-          <w:ilvl w:val="0"/>
-          <w:numId w:val="1003"/>
-        </w:numPr>
-        <w:pStyle w:val="Compact"/>
-      </w:pPr>
-      <w:r>
-        <w:t xml:space="preserve">Create campaigns tied to subscriber growth goals.</w:t>
-      </w:r>
-    </w:p>
-    <w:p>
-      <w:pPr>
-        <w:numPr>
-          <w:ilvl w:val="0"/>
-          <w:numId w:val="1003"/>
-        </w:numPr>
-        <w:pStyle w:val="Compact"/>
-      </w:pPr>
-      <w:r>
-        <w:t xml:space="preserve">Generate tracked links automatically so operators do not have to think about UTM tags.</w:t>
-      </w:r>
-    </w:p>
-    <w:p>
-      <w:pPr>
-        <w:numPr>
-          <w:ilvl w:val="0"/>
-          <w:numId w:val="1003"/>
-        </w:numPr>
-        <w:pStyle w:val="Compact"/>
-      </w:pPr>
-      <w:r>
-        <w:t xml:space="preserve">Give brief posting instructions by channel, especially for Instagram, Facebook, YouTube, and Google.</w:t>
-      </w:r>
-    </w:p>
-    <w:p>
-      <w:pPr>
-        <w:numPr>
-          <w:ilvl w:val="0"/>
-          <w:numId w:val="1003"/>
-        </w:numPr>
-        <w:pStyle w:val="Compact"/>
-      </w:pPr>
-      <w:r>
-        <w:t xml:space="preserve">Connect campaign traffic to Wix subscriber conversions where possible.</w:t>
-      </w:r>
-    </w:p>
-    <w:p>
-      <w:pPr>
-        <w:numPr>
-          <w:ilvl w:val="0"/>
-          <w:numId w:val="1003"/>
-        </w:numPr>
-        <w:pStyle w:val="Compact"/>
-      </w:pPr>
-      <w:r>
-        <w:t xml:space="preserve">Report performance by campaign, channel, and location.</w:t>
+        <w:t xml:space="preserve">The first version should help the farm:</w:t>
+      </w:r>
+    </w:p>
+    <w:p>
+      <w:pPr>
+        <w:numPr>
+          <w:ilvl w:val="0"/>
+          <w:numId w:val="1005"/>
+        </w:numPr>
+        <w:pStyle w:val="Compact"/>
+      </w:pPr>
+      <w:r>
+        <w:t xml:space="preserve">create campaigns tied to subscriber growth goals</w:t>
+      </w:r>
+    </w:p>
+    <w:p>
+      <w:pPr>
+        <w:numPr>
+          <w:ilvl w:val="0"/>
+          <w:numId w:val="1005"/>
+        </w:numPr>
+        <w:pStyle w:val="Compact"/>
+      </w:pPr>
+      <w:r>
+        <w:t xml:space="preserve">generate tracked links automatically without making the operator think about UTM tags</w:t>
+      </w:r>
+    </w:p>
+    <w:p>
+      <w:pPr>
+        <w:numPr>
+          <w:ilvl w:val="0"/>
+          <w:numId w:val="1005"/>
+        </w:numPr>
+        <w:pStyle w:val="Compact"/>
+      </w:pPr>
+      <w:r>
+        <w:t xml:space="preserve">provide short posting instructions by channel, especially for Instagram, Facebook, YouTube, and Google</w:t>
+      </w:r>
+    </w:p>
+    <w:p>
+      <w:pPr>
+        <w:numPr>
+          <w:ilvl w:val="0"/>
+          <w:numId w:val="1005"/>
+        </w:numPr>
+        <w:pStyle w:val="Compact"/>
+      </w:pPr>
+      <w:r>
+        <w:t xml:space="preserve">connect campaign traffic to Wix subscriber conversions where possible</w:t>
+      </w:r>
+    </w:p>
+    <w:p>
+      <w:pPr>
+        <w:numPr>
+          <w:ilvl w:val="0"/>
+          <w:numId w:val="1005"/>
+        </w:numPr>
+        <w:pStyle w:val="Compact"/>
+      </w:pPr>
+      <w:r>
+        <w:t xml:space="preserve">report performance by campaign, location, message focus, and channel</w:t>
+      </w:r>
+    </w:p>
+    <w:p>
+      <w:pPr>
+        <w:numPr>
+          <w:ilvl w:val="0"/>
+          <w:numId w:val="1005"/>
+        </w:numPr>
+        <w:pStyle w:val="Compact"/>
+      </w:pPr>
+      <w:r>
+        <w:t xml:space="preserve">evaluate AI discoverability of the farm website and identify visibility gaps</w:t>
+      </w:r>
+    </w:p>
+    <w:p>
+      <w:pPr>
+        <w:numPr>
+          <w:ilvl w:val="0"/>
+          <w:numId w:val="1005"/>
+        </w:numPr>
+        <w:pStyle w:val="Compact"/>
+      </w:pPr>
+      <w:r>
+        <w:t xml:space="preserve">suggest what to promote next, where, and through which channel</w:t>
+      </w:r>
+    </w:p>
+    <w:bookmarkEnd w:id="23"/>
+    <w:bookmarkStart w:id="24" w:name="how-campaign-tracking-works"/>
+    <w:p>
+      <w:pPr>
+        <w:pStyle w:val="Heading3"/>
+      </w:pPr>
+      <w:r>
+        <w:t xml:space="preserve">How Campaign Tracking Works</w:t>
       </w:r>
     </w:p>
     <w:p>
@@ -276,47 +404,172 @@
         <w:pStyle w:val="FirstParagraph"/>
       </w:pPr>
       <w:r>
-        <w:t xml:space="preserve">This module should help the farm answer not just</w:t>
-      </w:r>
-      <w:r>
-        <w:t xml:space="preserve"> </w:t>
-      </w:r>
-      <w:r>
-        <w:t xml:space="preserve">“</w:t>
-      </w:r>
-      <w:r>
-        <w:t xml:space="preserve">what did we post?</w:t>
-      </w:r>
-      <w:r>
-        <w:t xml:space="preserve">”</w:t>
-      </w:r>
-      <w:r>
-        <w:t xml:space="preserve"> </w:t>
-      </w:r>
-      <w:r>
-        <w:t xml:space="preserve">but</w:t>
-      </w:r>
-      <w:r>
-        <w:t xml:space="preserve"> </w:t>
-      </w:r>
-      <w:r>
-        <w:t xml:space="preserve">“</w:t>
-      </w:r>
-      <w:r>
-        <w:t xml:space="preserve">what should we promote next, where, and through which channel?</w:t>
-      </w:r>
-      <w:r>
-        <w:t xml:space="preserve">”</w:t>
-      </w:r>
-    </w:p>
-    <w:bookmarkEnd w:id="23"/>
-    <w:bookmarkStart w:id="24" w:name="how-it-works"/>
+        <w:t xml:space="preserve">An operator creates or selects a campaign, answers a few guided questions, and the system generates:</w:t>
+      </w:r>
+    </w:p>
+    <w:p>
+      <w:pPr>
+        <w:numPr>
+          <w:ilvl w:val="0"/>
+          <w:numId w:val="1006"/>
+        </w:numPr>
+        <w:pStyle w:val="Compact"/>
+      </w:pPr>
+      <w:r>
+        <w:t xml:space="preserve">a tracked campaign link</w:t>
+      </w:r>
+    </w:p>
+    <w:p>
+      <w:pPr>
+        <w:numPr>
+          <w:ilvl w:val="0"/>
+          <w:numId w:val="1006"/>
+        </w:numPr>
+        <w:pStyle w:val="Compact"/>
+      </w:pPr>
+      <w:r>
+        <w:t xml:space="preserve">the correct destination, usually the Wix subscribe page</w:t>
+      </w:r>
+    </w:p>
+    <w:p>
+      <w:pPr>
+        <w:numPr>
+          <w:ilvl w:val="0"/>
+          <w:numId w:val="1006"/>
+        </w:numPr>
+        <w:pStyle w:val="Compact"/>
+      </w:pPr>
+      <w:r>
+        <w:t xml:space="preserve">channel-specific usage instructions</w:t>
+      </w:r>
+    </w:p>
+    <w:p>
+      <w:pPr>
+        <w:numPr>
+          <w:ilvl w:val="0"/>
+          <w:numId w:val="1006"/>
+        </w:numPr>
+        <w:pStyle w:val="Compact"/>
+      </w:pPr>
+      <w:r>
+        <w:t xml:space="preserve">campaign metadata stored locally for later reporting</w:t>
+      </w:r>
+    </w:p>
+    <w:p>
+      <w:pPr>
+        <w:pStyle w:val="FirstParagraph"/>
+      </w:pPr>
+      <w:r>
+        <w:t xml:space="preserve">Examples of the guidance the operator should receive:</w:t>
+      </w:r>
+    </w:p>
+    <w:p>
+      <w:pPr>
+        <w:numPr>
+          <w:ilvl w:val="0"/>
+          <w:numId w:val="1007"/>
+        </w:numPr>
+        <w:pStyle w:val="Compact"/>
+      </w:pPr>
+      <w:r>
+        <w:t xml:space="preserve">use this directly in Facebook</w:t>
+      </w:r>
+    </w:p>
+    <w:p>
+      <w:pPr>
+        <w:numPr>
+          <w:ilvl w:val="0"/>
+          <w:numId w:val="1007"/>
+        </w:numPr>
+        <w:pStyle w:val="Compact"/>
+      </w:pPr>
+      <w:r>
+        <w:t xml:space="preserve">use this as the Google landing URL</w:t>
+      </w:r>
+    </w:p>
+    <w:p>
+      <w:pPr>
+        <w:numPr>
+          <w:ilvl w:val="0"/>
+          <w:numId w:val="1007"/>
+        </w:numPr>
+        <w:pStyle w:val="Compact"/>
+      </w:pPr>
+      <w:r>
+        <w:t xml:space="preserve">use this as the Instagram Story link</w:t>
+      </w:r>
+    </w:p>
+    <w:p>
+      <w:pPr>
+        <w:numPr>
+          <w:ilvl w:val="0"/>
+          <w:numId w:val="1007"/>
+        </w:numPr>
+        <w:pStyle w:val="Compact"/>
+      </w:pPr>
+      <w:r>
+        <w:t xml:space="preserve">set this as the temporary bio link for the main Deck Family Farm account</w:t>
+      </w:r>
+    </w:p>
+    <w:p>
+      <w:pPr>
+        <w:numPr>
+          <w:ilvl w:val="0"/>
+          <w:numId w:val="1007"/>
+        </w:numPr>
+        <w:pStyle w:val="Compact"/>
+      </w:pPr>
+      <w:r>
+        <w:t xml:space="preserve">place this in the YouTube description and pinned comment</w:t>
+      </w:r>
+    </w:p>
+    <w:p>
+      <w:pPr>
+        <w:pStyle w:val="FirstParagraph"/>
+      </w:pPr>
+      <w:r>
+        <w:t xml:space="preserve">Subscriber conversion currently happens on Wix at:</w:t>
+      </w:r>
+    </w:p>
+    <w:p>
+      <w:pPr>
+        <w:numPr>
+          <w:ilvl w:val="0"/>
+          <w:numId w:val="1008"/>
+        </w:numPr>
+        <w:pStyle w:val="Compact"/>
+      </w:pPr>
+      <w:r>
+        <w:rPr>
+          <w:rStyle w:val="VerbatimChar"/>
+        </w:rPr>
+        <w:t xml:space="preserve">https://www.deckfamilyfarm.com/subscribe</w:t>
+      </w:r>
+    </w:p>
+    <w:p>
+      <w:pPr>
+        <w:pStyle w:val="FirstParagraph"/>
+      </w:pPr>
+      <w:r>
+        <w:t xml:space="preserve">CSA Store should not replace Wix in the first phase. It should record campaign clicks before users leave for Wix, preserve campaign identity where possible, and import or receive subscriber conversion data back from Wix for attribution.</w:t>
+      </w:r>
+    </w:p>
+    <w:p>
+      <w:pPr>
+        <w:pStyle w:val="BodyText"/>
+      </w:pPr>
+      <w:r>
+        <w:t xml:space="preserve">This is also the largest early dependency and risk. If Wix supports campaign-token passthrough or hidden-field preservation, subscriber attribution can be much stronger and more deterministic. If it does not, the system will initially rely more heavily on email and time-window matching, which is useful but noisier. This risk should be treated as a business constraint, not just an implementation detail.</w:t>
+      </w:r>
+    </w:p>
+    <w:bookmarkEnd w:id="24"/>
+    <w:bookmarkStart w:id="25" w:name="Xd19c6d9155f9512490ba8b747bc8727f79f43d7"/>
     <w:p>
       <w:pPr>
         <w:pStyle w:val="Heading3"/>
       </w:pPr>
       <w:r>
-        <w:t xml:space="preserve">How It Works</w:t>
+        <w:t xml:space="preserve">AI Discoverability and Semantic Visibility</w:t>
       </w:r>
     </w:p>
     <w:p>
@@ -324,55 +577,63 @@
         <w:pStyle w:val="FirstParagraph"/>
       </w:pPr>
       <w:r>
-        <w:t xml:space="preserve">The operator creates or selects a campaign, answers a few guided questions, and the system generates:</w:t>
-      </w:r>
-    </w:p>
-    <w:p>
-      <w:pPr>
-        <w:numPr>
-          <w:ilvl w:val="0"/>
-          <w:numId w:val="1004"/>
-        </w:numPr>
-        <w:pStyle w:val="Compact"/>
-      </w:pPr>
-      <w:r>
-        <w:t xml:space="preserve">a tracked campaign link</w:t>
-      </w:r>
-    </w:p>
-    <w:p>
-      <w:pPr>
-        <w:numPr>
-          <w:ilvl w:val="0"/>
-          <w:numId w:val="1004"/>
-        </w:numPr>
-        <w:pStyle w:val="Compact"/>
-      </w:pPr>
-      <w:r>
-        <w:t xml:space="preserve">the correct destination, usually the Wix subscribe page</w:t>
-      </w:r>
-    </w:p>
-    <w:p>
-      <w:pPr>
-        <w:numPr>
-          <w:ilvl w:val="0"/>
-          <w:numId w:val="1004"/>
-        </w:numPr>
-        <w:pStyle w:val="Compact"/>
-      </w:pPr>
-      <w:r>
-        <w:t xml:space="preserve">channel-specific usage instructions</w:t>
-      </w:r>
-    </w:p>
-    <w:p>
-      <w:pPr>
-        <w:numPr>
-          <w:ilvl w:val="0"/>
-          <w:numId w:val="1004"/>
-        </w:numPr>
-        <w:pStyle w:val="Compact"/>
-      </w:pPr>
-      <w:r>
-        <w:t xml:space="preserve">campaign metadata stored locally for later reporting</w:t>
+        <w:t xml:space="preserve">Subscriber acquisition is only one side of the marketing picture. The farm also needs to know whether its website is easy for modern search and AI retrieval systems to understand.</w:t>
+      </w:r>
+    </w:p>
+    <w:p>
+      <w:pPr>
+        <w:pStyle w:val="BodyText"/>
+      </w:pPr>
+      <w:r>
+        <w:t xml:space="preserve">This module should therefore include an AI Discoverability layer that measures:</w:t>
+      </w:r>
+    </w:p>
+    <w:p>
+      <w:pPr>
+        <w:numPr>
+          <w:ilvl w:val="0"/>
+          <w:numId w:val="1009"/>
+        </w:numPr>
+        <w:pStyle w:val="Compact"/>
+      </w:pPr>
+      <w:r>
+        <w:t xml:space="preserve">how clearly the website represents products, regions, and service areas</w:t>
+      </w:r>
+    </w:p>
+    <w:p>
+      <w:pPr>
+        <w:numPr>
+          <w:ilvl w:val="0"/>
+          <w:numId w:val="1009"/>
+        </w:numPr>
+        <w:pStyle w:val="Compact"/>
+      </w:pPr>
+      <w:r>
+        <w:t xml:space="preserve">which high-intent food searches are strongly or weakly covered</w:t>
+      </w:r>
+    </w:p>
+    <w:p>
+      <w:pPr>
+        <w:numPr>
+          <w:ilvl w:val="0"/>
+          <w:numId w:val="1009"/>
+        </w:numPr>
+        <w:pStyle w:val="Compact"/>
+      </w:pPr>
+      <w:r>
+        <w:t xml:space="preserve">whether pages are helping or hurting retrieval confidence</w:t>
+      </w:r>
+    </w:p>
+    <w:p>
+      <w:pPr>
+        <w:numPr>
+          <w:ilvl w:val="0"/>
+          <w:numId w:val="1009"/>
+        </w:numPr>
+        <w:pStyle w:val="Compact"/>
+      </w:pPr>
+      <w:r>
+        <w:t xml:space="preserve">whether structured data, FAQs, and geographic/service-area signals are strong enough</w:t>
       </w:r>
     </w:p>
     <w:p>
@@ -380,232 +641,7 @@
         <w:pStyle w:val="FirstParagraph"/>
       </w:pPr>
       <w:r>
-        <w:t xml:space="preserve">Example questions:</w:t>
-      </w:r>
-    </w:p>
-    <w:p>
-      <w:pPr>
-        <w:numPr>
-          <w:ilvl w:val="0"/>
-          <w:numId w:val="1005"/>
-        </w:numPr>
-        <w:pStyle w:val="Compact"/>
-      </w:pPr>
-      <w:r>
-        <w:t xml:space="preserve">What are we promoting?</w:t>
-      </w:r>
-    </w:p>
-    <w:p>
-      <w:pPr>
-        <w:numPr>
-          <w:ilvl w:val="0"/>
-          <w:numId w:val="1005"/>
-        </w:numPr>
-        <w:pStyle w:val="Compact"/>
-      </w:pPr>
-      <w:r>
-        <w:t xml:space="preserve">Which account should lead this: DFF, FFCSA, or both?</w:t>
-      </w:r>
-    </w:p>
-    <w:p>
-      <w:pPr>
-        <w:numPr>
-          <w:ilvl w:val="0"/>
-          <w:numId w:val="1005"/>
-        </w:numPr>
-        <w:pStyle w:val="Compact"/>
-      </w:pPr>
-      <w:r>
-        <w:t xml:space="preserve">Which channel is this for?</w:t>
-      </w:r>
-    </w:p>
-    <w:p>
-      <w:pPr>
-        <w:numPr>
-          <w:ilvl w:val="0"/>
-          <w:numId w:val="1005"/>
-        </w:numPr>
-        <w:pStyle w:val="Compact"/>
-      </w:pPr>
-      <w:r>
-        <w:t xml:space="preserve">Which location or drop site are we targeting?</w:t>
-      </w:r>
-    </w:p>
-    <w:p>
-      <w:pPr>
-        <w:numPr>
-          <w:ilvl w:val="0"/>
-          <w:numId w:val="1005"/>
-        </w:numPr>
-        <w:pStyle w:val="Compact"/>
-      </w:pPr>
-      <w:r>
-        <w:t xml:space="preserve">What is the creative or content label?</w:t>
-      </w:r>
-    </w:p>
-    <w:p>
-      <w:pPr>
-        <w:pStyle w:val="FirstParagraph"/>
-      </w:pPr>
-      <w:r>
-        <w:t xml:space="preserve">The result is a clean tracked link and a simple instruction such as:</w:t>
-      </w:r>
-    </w:p>
-    <w:p>
-      <w:pPr>
-        <w:numPr>
-          <w:ilvl w:val="0"/>
-          <w:numId w:val="1006"/>
-        </w:numPr>
-        <w:pStyle w:val="Compact"/>
-      </w:pPr>
-      <w:r>
-        <w:t xml:space="preserve">use this directly in Facebook</w:t>
-      </w:r>
-    </w:p>
-    <w:p>
-      <w:pPr>
-        <w:numPr>
-          <w:ilvl w:val="0"/>
-          <w:numId w:val="1006"/>
-        </w:numPr>
-        <w:pStyle w:val="Compact"/>
-      </w:pPr>
-      <w:r>
-        <w:t xml:space="preserve">use this as the Google landing URL</w:t>
-      </w:r>
-    </w:p>
-    <w:p>
-      <w:pPr>
-        <w:numPr>
-          <w:ilvl w:val="0"/>
-          <w:numId w:val="1006"/>
-        </w:numPr>
-        <w:pStyle w:val="Compact"/>
-      </w:pPr>
-      <w:r>
-        <w:t xml:space="preserve">use this as the Instagram Story link</w:t>
-      </w:r>
-    </w:p>
-    <w:p>
-      <w:pPr>
-        <w:numPr>
-          <w:ilvl w:val="0"/>
-          <w:numId w:val="1006"/>
-        </w:numPr>
-        <w:pStyle w:val="Compact"/>
-      </w:pPr>
-      <w:r>
-        <w:t xml:space="preserve">set this as the temporary bio link for the FFCSA Instagram account</w:t>
-      </w:r>
-    </w:p>
-    <w:p>
-      <w:pPr>
-        <w:numPr>
-          <w:ilvl w:val="0"/>
-          <w:numId w:val="1006"/>
-        </w:numPr>
-        <w:pStyle w:val="Compact"/>
-      </w:pPr>
-      <w:r>
-        <w:t xml:space="preserve">place this in the YouTube description and pinned comment</w:t>
-      </w:r>
-    </w:p>
-    <w:bookmarkEnd w:id="24"/>
-    <w:bookmarkStart w:id="25" w:name="how-wix-fits-in"/>
-    <w:p>
-      <w:pPr>
-        <w:pStyle w:val="Heading3"/>
-      </w:pPr>
-      <w:r>
-        <w:t xml:space="preserve">How Wix Fits In</w:t>
-      </w:r>
-    </w:p>
-    <w:p>
-      <w:pPr>
-        <w:pStyle w:val="FirstParagraph"/>
-      </w:pPr>
-      <w:r>
-        <w:t xml:space="preserve">Subscriber conversion currently happens on Wix at:</w:t>
-      </w:r>
-    </w:p>
-    <w:p>
-      <w:pPr>
-        <w:numPr>
-          <w:ilvl w:val="0"/>
-          <w:numId w:val="1007"/>
-        </w:numPr>
-        <w:pStyle w:val="Compact"/>
-      </w:pPr>
-      <w:r>
-        <w:rPr>
-          <w:rStyle w:val="VerbatimChar"/>
-        </w:rPr>
-        <w:t xml:space="preserve">https://www.deckfamilyfarm.com/subscribe</w:t>
-      </w:r>
-    </w:p>
-    <w:p>
-      <w:pPr>
-        <w:pStyle w:val="FirstParagraph"/>
-      </w:pPr>
-      <w:r>
-        <w:t xml:space="preserve">The CSA Store Marketing module should not replace Wix. Instead, it should:</w:t>
-      </w:r>
-    </w:p>
-    <w:p>
-      <w:pPr>
-        <w:numPr>
-          <w:ilvl w:val="0"/>
-          <w:numId w:val="1008"/>
-        </w:numPr>
-        <w:pStyle w:val="Compact"/>
-      </w:pPr>
-      <w:r>
-        <w:t xml:space="preserve">record campaign clicks before sending people to Wix</w:t>
-      </w:r>
-    </w:p>
-    <w:p>
-      <w:pPr>
-        <w:numPr>
-          <w:ilvl w:val="0"/>
-          <w:numId w:val="1008"/>
-        </w:numPr>
-        <w:pStyle w:val="Compact"/>
-      </w:pPr>
-      <w:r>
-        <w:t xml:space="preserve">preserve campaign identity where possible</w:t>
-      </w:r>
-    </w:p>
-    <w:p>
-      <w:pPr>
-        <w:numPr>
-          <w:ilvl w:val="0"/>
-          <w:numId w:val="1008"/>
-        </w:numPr>
-        <w:pStyle w:val="Compact"/>
-      </w:pPr>
-      <w:r>
-        <w:t xml:space="preserve">import or receive subscriber conversion data back from Wix</w:t>
-      </w:r>
-    </w:p>
-    <w:p>
-      <w:pPr>
-        <w:numPr>
-          <w:ilvl w:val="0"/>
-          <w:numId w:val="1008"/>
-        </w:numPr>
-        <w:pStyle w:val="Compact"/>
-      </w:pPr>
-      <w:r>
-        <w:t xml:space="preserve">connect new subscribers to campaign and location performance</w:t>
-      </w:r>
-    </w:p>
-    <w:p>
-      <w:pPr>
-        <w:pStyle w:val="FirstParagraph"/>
-      </w:pPr>
-      <w:r>
-        <w:t xml:space="preserve">This is the critical bridge. It turns traffic and content activity into measurable subscriber growth.</w:t>
+        <w:t xml:space="preserve">The goal is not traditional SEO scoring alone. The goal is to improve how likely AI systems are to retrieve and recommend the farm for high-intent local food searches.</w:t>
       </w:r>
     </w:p>
     <w:bookmarkEnd w:id="25"/>
@@ -623,75 +659,79 @@
         <w:pStyle w:val="FirstParagraph"/>
       </w:pPr>
       <w:r>
-        <w:t xml:space="preserve">The long-term value is not just better record keeping. It is better marketing direction.</w:t>
-      </w:r>
-    </w:p>
-    <w:p>
-      <w:pPr>
-        <w:pStyle w:val="BodyText"/>
-      </w:pPr>
-      <w:r>
-        <w:t xml:space="preserve">Once the system tracks campaign clicks, location targets, subscriber growth, and spend, it can begin suggesting:</w:t>
-      </w:r>
-    </w:p>
-    <w:p>
-      <w:pPr>
-        <w:numPr>
-          <w:ilvl w:val="0"/>
-          <w:numId w:val="1009"/>
-        </w:numPr>
-        <w:pStyle w:val="Compact"/>
-      </w:pPr>
-      <w:r>
-        <w:t xml:space="preserve">which locations deserve more campaign focus</w:t>
-      </w:r>
-    </w:p>
-    <w:p>
-      <w:pPr>
-        <w:numPr>
-          <w:ilvl w:val="0"/>
-          <w:numId w:val="1009"/>
-        </w:numPr>
-        <w:pStyle w:val="Compact"/>
-      </w:pPr>
-      <w:r>
-        <w:t xml:space="preserve">which drop sites are underperforming and may need targeted promotion</w:t>
-      </w:r>
-    </w:p>
-    <w:p>
-      <w:pPr>
-        <w:numPr>
-          <w:ilvl w:val="0"/>
-          <w:numId w:val="1009"/>
-        </w:numPr>
-        <w:pStyle w:val="Compact"/>
-      </w:pPr>
-      <w:r>
-        <w:t xml:space="preserve">which messages should run on Google versus Facebook versus Instagram</w:t>
-      </w:r>
-    </w:p>
-    <w:p>
-      <w:pPr>
-        <w:numPr>
-          <w:ilvl w:val="0"/>
-          <w:numId w:val="1009"/>
-        </w:numPr>
-        <w:pStyle w:val="Compact"/>
-      </w:pPr>
-      <w:r>
-        <w:t xml:space="preserve">whether a topic belongs more naturally under DFF or FFCSA</w:t>
-      </w:r>
-    </w:p>
-    <w:p>
-      <w:pPr>
-        <w:numPr>
-          <w:ilvl w:val="0"/>
-          <w:numId w:val="1009"/>
-        </w:numPr>
-        <w:pStyle w:val="Compact"/>
-      </w:pPr>
-      <w:r>
-        <w:t xml:space="preserve">which current food or seasonal trends should become campaign themes</w:t>
+        <w:t xml:space="preserve">Once the system tracks campaign clicks, subscriber growth, spend, drop-site performance, harvested order patterns, and semantic website coverage, it can help the farm make much better decisions:</w:t>
+      </w:r>
+    </w:p>
+    <w:p>
+      <w:pPr>
+        <w:numPr>
+          <w:ilvl w:val="0"/>
+          <w:numId w:val="1010"/>
+        </w:numPr>
+        <w:pStyle w:val="Compact"/>
+      </w:pPr>
+      <w:r>
+        <w:t xml:space="preserve">which locations deserve more promotion</w:t>
+      </w:r>
+    </w:p>
+    <w:p>
+      <w:pPr>
+        <w:numPr>
+          <w:ilvl w:val="0"/>
+          <w:numId w:val="1010"/>
+        </w:numPr>
+        <w:pStyle w:val="Compact"/>
+      </w:pPr>
+      <w:r>
+        <w:t xml:space="preserve">which drop sites may need targeted support</w:t>
+      </w:r>
+    </w:p>
+    <w:p>
+      <w:pPr>
+        <w:numPr>
+          <w:ilvl w:val="0"/>
+          <w:numId w:val="1010"/>
+        </w:numPr>
+        <w:pStyle w:val="Compact"/>
+      </w:pPr>
+      <w:r>
+        <w:t xml:space="preserve">which messages belong on Google versus Facebook versus Instagram</w:t>
+      </w:r>
+    </w:p>
+    <w:p>
+      <w:pPr>
+        <w:numPr>
+          <w:ilvl w:val="0"/>
+          <w:numId w:val="1010"/>
+        </w:numPr>
+        <w:pStyle w:val="Compact"/>
+      </w:pPr>
+      <w:r>
+        <w:t xml:space="preserve">whether a topic should emphasize Deck Family Farm broadly or Full Farm CSA specifically</w:t>
+      </w:r>
+    </w:p>
+    <w:p>
+      <w:pPr>
+        <w:numPr>
+          <w:ilvl w:val="0"/>
+          <w:numId w:val="1010"/>
+        </w:numPr>
+        <w:pStyle w:val="Compact"/>
+      </w:pPr>
+      <w:r>
+        <w:t xml:space="preserve">which current food or seasonal trends are worth posting on</w:t>
+      </w:r>
+    </w:p>
+    <w:p>
+      <w:pPr>
+        <w:numPr>
+          <w:ilvl w:val="0"/>
+          <w:numId w:val="1010"/>
+        </w:numPr>
+        <w:pStyle w:val="Compact"/>
+      </w:pPr>
+      <w:r>
+        <w:t xml:space="preserve">which site pages need stronger wording, FAQs, or structured data to improve discoverability</w:t>
       </w:r>
     </w:p>
     <w:bookmarkEnd w:id="26"/>
@@ -709,14 +749,14 @@
         <w:pStyle w:val="FirstParagraph"/>
       </w:pPr>
       <w:r>
-        <w:t xml:space="preserve">The outcome is a practical marketing command center inside CSA Store:</w:t>
-      </w:r>
-    </w:p>
-    <w:p>
-      <w:pPr>
-        <w:numPr>
-          <w:ilvl w:val="0"/>
-          <w:numId w:val="1010"/>
+        <w:t xml:space="preserve">The result is a practical marketing command center inside CSA Store:</w:t>
+      </w:r>
+    </w:p>
+    <w:p>
+      <w:pPr>
+        <w:numPr>
+          <w:ilvl w:val="0"/>
+          <w:numId w:val="1011"/>
         </w:numPr>
         <w:pStyle w:val="Compact"/>
       </w:pPr>
@@ -728,7 +768,7 @@
       <w:pPr>
         <w:numPr>
           <w:ilvl w:val="0"/>
-          <w:numId w:val="1010"/>
+          <w:numId w:val="1011"/>
         </w:numPr>
         <w:pStyle w:val="Compact"/>
       </w:pPr>
@@ -740,7 +780,7 @@
       <w:pPr>
         <w:numPr>
           <w:ilvl w:val="0"/>
-          <w:numId w:val="1010"/>
+          <w:numId w:val="1011"/>
         </w:numPr>
         <w:pStyle w:val="Compact"/>
       </w:pPr>
@@ -752,7 +792,7 @@
       <w:pPr>
         <w:numPr>
           <w:ilvl w:val="0"/>
-          <w:numId w:val="1010"/>
+          <w:numId w:val="1011"/>
         </w:numPr>
         <w:pStyle w:val="Compact"/>
       </w:pPr>
@@ -764,7 +804,31 @@
       <w:pPr>
         <w:numPr>
           <w:ilvl w:val="0"/>
-          <w:numId w:val="1010"/>
+          <w:numId w:val="1011"/>
+        </w:numPr>
+        <w:pStyle w:val="Compact"/>
+      </w:pPr>
+      <w:r>
+        <w:t xml:space="preserve">discoverability scoring</w:t>
+      </w:r>
+    </w:p>
+    <w:p>
+      <w:pPr>
+        <w:numPr>
+          <w:ilvl w:val="0"/>
+          <w:numId w:val="1011"/>
+        </w:numPr>
+        <w:pStyle w:val="Compact"/>
+      </w:pPr>
+      <w:r>
+        <w:t xml:space="preserve">semantic coverage analysis</w:t>
+      </w:r>
+    </w:p>
+    <w:p>
+      <w:pPr>
+        <w:numPr>
+          <w:ilvl w:val="0"/>
+          <w:numId w:val="1011"/>
         </w:numPr>
         <w:pStyle w:val="Compact"/>
       </w:pPr>
@@ -776,12 +840,12 @@
       <w:pPr>
         <w:numPr>
           <w:ilvl w:val="0"/>
-          <w:numId w:val="1010"/>
-        </w:numPr>
-        <w:pStyle w:val="Compact"/>
-      </w:pPr>
-      <w:r>
-        <w:t xml:space="preserve">future campaign recommendations grounded in real farm data</w:t>
+          <w:numId w:val="1011"/>
+        </w:numPr>
+        <w:pStyle w:val="Compact"/>
+      </w:pPr>
+      <w:r>
+        <w:t xml:space="preserve">future recommendations grounded in farm data</w:t>
       </w:r>
     </w:p>
     <w:p>
@@ -789,12 +853,12 @@
         <w:pStyle w:val="FirstParagraph"/>
       </w:pPr>
       <w:r>
-        <w:t xml:space="preserve">This keeps the system tightly aligned with the farm’s actual operating goals: grow subscribers, strengthen service areas, and promote the right message through the right channel.</w:t>
+        <w:t xml:space="preserve">This keeps the system aligned with the farm’s actual operating goals: grow subscribers, strengthen service areas, improve local visibility, and promote the right message through the right channel.</w:t>
       </w:r>
     </w:p>
     <w:bookmarkEnd w:id="27"/>
     <w:bookmarkEnd w:id="28"/>
-    <w:bookmarkStart w:id="44" w:name="X6dc1799a9130d9aa0d70f8e33dfe31526c86697"/>
+    <w:bookmarkStart w:id="50" w:name="X6dc1799a9130d9aa0d70f8e33dfe31526c86697"/>
     <w:p>
       <w:pPr>
         <w:pStyle w:val="Heading2"/>
@@ -824,7 +888,7 @@
       <w:pPr>
         <w:numPr>
           <w:ilvl w:val="0"/>
-          <w:numId w:val="1011"/>
+          <w:numId w:val="1012"/>
         </w:numPr>
         <w:pStyle w:val="Compact"/>
       </w:pPr>
@@ -847,7 +911,7 @@
       <w:pPr>
         <w:numPr>
           <w:ilvl w:val="0"/>
-          <w:numId w:val="1012"/>
+          <w:numId w:val="1013"/>
         </w:numPr>
         <w:pStyle w:val="Compact"/>
       </w:pPr>
@@ -859,7 +923,7 @@
       <w:pPr>
         <w:numPr>
           <w:ilvl w:val="0"/>
-          <w:numId w:val="1012"/>
+          <w:numId w:val="1013"/>
         </w:numPr>
         <w:pStyle w:val="Compact"/>
       </w:pPr>
@@ -871,7 +935,7 @@
       <w:pPr>
         <w:numPr>
           <w:ilvl w:val="0"/>
-          <w:numId w:val="1012"/>
+          <w:numId w:val="1013"/>
         </w:numPr>
         <w:pStyle w:val="Compact"/>
       </w:pPr>
@@ -880,13 +944,13 @@
       </w:r>
     </w:p>
     <w:bookmarkEnd w:id="29"/>
-    <w:bookmarkStart w:id="30" w:name="recommended-mvp-scope"/>
+    <w:bookmarkStart w:id="30" w:name="recommended-admin-sections"/>
     <w:p>
       <w:pPr>
         <w:pStyle w:val="Heading3"/>
       </w:pPr>
       <w:r>
-        <w:t xml:space="preserve">Recommended MVP Scope</w:t>
+        <w:t xml:space="preserve">Recommended Admin Sections</w:t>
       </w:r>
     </w:p>
     <w:p>
@@ -894,103 +958,284 @@
         <w:pStyle w:val="FirstParagraph"/>
       </w:pPr>
       <w:r>
-        <w:t xml:space="preserve">Build these first:</w:t>
-      </w:r>
-    </w:p>
-    <w:p>
-      <w:pPr>
-        <w:numPr>
-          <w:ilvl w:val="0"/>
-          <w:numId w:val="1013"/>
-        </w:numPr>
-        <w:pStyle w:val="Compact"/>
-      </w:pPr>
-      <w:r>
-        <w:t xml:space="preserve">campaign records</w:t>
-      </w:r>
-    </w:p>
-    <w:p>
-      <w:pPr>
-        <w:numPr>
-          <w:ilvl w:val="0"/>
-          <w:numId w:val="1013"/>
-        </w:numPr>
-        <w:pStyle w:val="Compact"/>
-      </w:pPr>
-      <w:r>
-        <w:t xml:space="preserve">content records</w:t>
-      </w:r>
-    </w:p>
-    <w:p>
-      <w:pPr>
-        <w:numPr>
-          <w:ilvl w:val="0"/>
-          <w:numId w:val="1013"/>
-        </w:numPr>
-        <w:pStyle w:val="Compact"/>
-      </w:pPr>
-      <w:r>
-        <w:t xml:space="preserve">guided tracked-link generator</w:t>
-      </w:r>
-    </w:p>
-    <w:p>
-      <w:pPr>
-        <w:numPr>
-          <w:ilvl w:val="0"/>
-          <w:numId w:val="1013"/>
-        </w:numPr>
-        <w:pStyle w:val="Compact"/>
-      </w:pPr>
-      <w:r>
-        <w:t xml:space="preserve">public redirect/click tracking</w:t>
-      </w:r>
-    </w:p>
-    <w:p>
-      <w:pPr>
-        <w:numPr>
-          <w:ilvl w:val="0"/>
-          <w:numId w:val="1013"/>
-        </w:numPr>
-        <w:pStyle w:val="Compact"/>
-      </w:pPr>
-      <w:r>
-        <w:t xml:space="preserve">Wix subscriber import</w:t>
-      </w:r>
-    </w:p>
-    <w:p>
-      <w:pPr>
-        <w:numPr>
-          <w:ilvl w:val="0"/>
-          <w:numId w:val="1013"/>
-        </w:numPr>
-        <w:pStyle w:val="Compact"/>
-      </w:pPr>
-      <w:r>
-        <w:t xml:space="preserve">subscriber attribution reporting</w:t>
-      </w:r>
-    </w:p>
-    <w:p>
-      <w:pPr>
-        <w:numPr>
-          <w:ilvl w:val="0"/>
-          <w:numId w:val="1013"/>
-        </w:numPr>
-        <w:pStyle w:val="Compact"/>
-      </w:pPr>
-      <w:r>
-        <w:t xml:space="preserve">ad spend tracking</w:t>
-      </w:r>
-    </w:p>
-    <w:p>
-      <w:pPr>
-        <w:numPr>
-          <w:ilvl w:val="0"/>
-          <w:numId w:val="1013"/>
-        </w:numPr>
-        <w:pStyle w:val="Compact"/>
-      </w:pPr>
-      <w:r>
-        <w:t xml:space="preserve">basic recommendations later</w:t>
+        <w:t xml:space="preserve">Inside</w:t>
+      </w:r>
+      <w:r>
+        <w:t xml:space="preserve"> </w:t>
+      </w:r>
+      <w:r>
+        <w:rPr>
+          <w:rStyle w:val="VerbatimChar"/>
+        </w:rPr>
+        <w:t xml:space="preserve">Marketing</w:t>
+      </w:r>
+      <w:r>
+        <w:t xml:space="preserve">:</w:t>
+      </w:r>
+    </w:p>
+    <w:p>
+      <w:pPr>
+        <w:numPr>
+          <w:ilvl w:val="0"/>
+          <w:numId w:val="1014"/>
+        </w:numPr>
+        <w:pStyle w:val="Compact"/>
+      </w:pPr>
+      <w:r>
+        <w:rPr>
+          <w:rStyle w:val="VerbatimChar"/>
+        </w:rPr>
+        <w:t xml:space="preserve">Dashboard</w:t>
+      </w:r>
+    </w:p>
+    <w:p>
+      <w:pPr>
+        <w:numPr>
+          <w:ilvl w:val="0"/>
+          <w:numId w:val="1014"/>
+        </w:numPr>
+        <w:pStyle w:val="Compact"/>
+      </w:pPr>
+      <w:r>
+        <w:rPr>
+          <w:rStyle w:val="VerbatimChar"/>
+        </w:rPr>
+        <w:t xml:space="preserve">Campaigns</w:t>
+      </w:r>
+    </w:p>
+    <w:p>
+      <w:pPr>
+        <w:numPr>
+          <w:ilvl w:val="0"/>
+          <w:numId w:val="1014"/>
+        </w:numPr>
+        <w:pStyle w:val="Compact"/>
+      </w:pPr>
+      <w:r>
+        <w:rPr>
+          <w:rStyle w:val="VerbatimChar"/>
+        </w:rPr>
+        <w:t xml:space="preserve">Content</w:t>
+      </w:r>
+    </w:p>
+    <w:p>
+      <w:pPr>
+        <w:numPr>
+          <w:ilvl w:val="0"/>
+          <w:numId w:val="1014"/>
+        </w:numPr>
+        <w:pStyle w:val="Compact"/>
+      </w:pPr>
+      <w:r>
+        <w:rPr>
+          <w:rStyle w:val="VerbatimChar"/>
+        </w:rPr>
+        <w:t xml:space="preserve">Link Generator</w:t>
+      </w:r>
+    </w:p>
+    <w:p>
+      <w:pPr>
+        <w:numPr>
+          <w:ilvl w:val="0"/>
+          <w:numId w:val="1014"/>
+        </w:numPr>
+        <w:pStyle w:val="Compact"/>
+      </w:pPr>
+      <w:r>
+        <w:rPr>
+          <w:rStyle w:val="VerbatimChar"/>
+        </w:rPr>
+        <w:t xml:space="preserve">Subscriber Attribution</w:t>
+      </w:r>
+    </w:p>
+    <w:p>
+      <w:pPr>
+        <w:numPr>
+          <w:ilvl w:val="0"/>
+          <w:numId w:val="1014"/>
+        </w:numPr>
+        <w:pStyle w:val="Compact"/>
+      </w:pPr>
+      <w:r>
+        <w:rPr>
+          <w:rStyle w:val="VerbatimChar"/>
+        </w:rPr>
+        <w:t xml:space="preserve">Ad Spend</w:t>
+      </w:r>
+    </w:p>
+    <w:p>
+      <w:pPr>
+        <w:numPr>
+          <w:ilvl w:val="0"/>
+          <w:numId w:val="1014"/>
+        </w:numPr>
+        <w:pStyle w:val="Compact"/>
+      </w:pPr>
+      <w:r>
+        <w:rPr>
+          <w:rStyle w:val="VerbatimChar"/>
+        </w:rPr>
+        <w:t xml:space="preserve">AI Discoverability</w:t>
+      </w:r>
+    </w:p>
+    <w:p>
+      <w:pPr>
+        <w:numPr>
+          <w:ilvl w:val="1"/>
+          <w:numId w:val="1015"/>
+        </w:numPr>
+        <w:pStyle w:val="Compact"/>
+      </w:pPr>
+      <w:r>
+        <w:rPr>
+          <w:rStyle w:val="VerbatimChar"/>
+        </w:rPr>
+        <w:t xml:space="preserve">Overview</w:t>
+      </w:r>
+    </w:p>
+    <w:p>
+      <w:pPr>
+        <w:numPr>
+          <w:ilvl w:val="1"/>
+          <w:numId w:val="1015"/>
+        </w:numPr>
+        <w:pStyle w:val="Compact"/>
+      </w:pPr>
+      <w:r>
+        <w:rPr>
+          <w:rStyle w:val="VerbatimChar"/>
+        </w:rPr>
+        <w:t xml:space="preserve">Search Intent Coverage</w:t>
+      </w:r>
+    </w:p>
+    <w:p>
+      <w:pPr>
+        <w:numPr>
+          <w:ilvl w:val="1"/>
+          <w:numId w:val="1015"/>
+        </w:numPr>
+        <w:pStyle w:val="Compact"/>
+      </w:pPr>
+      <w:r>
+        <w:rPr>
+          <w:rStyle w:val="VerbatimChar"/>
+        </w:rPr>
+        <w:t xml:space="preserve">Semantic Visibility</w:t>
+      </w:r>
+    </w:p>
+    <w:p>
+      <w:pPr>
+        <w:numPr>
+          <w:ilvl w:val="1"/>
+          <w:numId w:val="1015"/>
+        </w:numPr>
+        <w:pStyle w:val="Compact"/>
+      </w:pPr>
+      <w:r>
+        <w:rPr>
+          <w:rStyle w:val="VerbatimChar"/>
+        </w:rPr>
+        <w:t xml:space="preserve">Geographic Coverage</w:t>
+      </w:r>
+    </w:p>
+    <w:p>
+      <w:pPr>
+        <w:numPr>
+          <w:ilvl w:val="1"/>
+          <w:numId w:val="1015"/>
+        </w:numPr>
+        <w:pStyle w:val="Compact"/>
+      </w:pPr>
+      <w:r>
+        <w:rPr>
+          <w:rStyle w:val="VerbatimChar"/>
+        </w:rPr>
+        <w:t xml:space="preserve">Structured Data Audit</w:t>
+      </w:r>
+    </w:p>
+    <w:p>
+      <w:pPr>
+        <w:numPr>
+          <w:ilvl w:val="1"/>
+          <w:numId w:val="1015"/>
+        </w:numPr>
+        <w:pStyle w:val="Compact"/>
+      </w:pPr>
+      <w:r>
+        <w:rPr>
+          <w:rStyle w:val="VerbatimChar"/>
+        </w:rPr>
+        <w:t xml:space="preserve">AI Recommendations</w:t>
+      </w:r>
+    </w:p>
+    <w:p>
+      <w:pPr>
+        <w:numPr>
+          <w:ilvl w:val="1"/>
+          <w:numId w:val="1015"/>
+        </w:numPr>
+        <w:pStyle w:val="Compact"/>
+      </w:pPr>
+      <w:r>
+        <w:rPr>
+          <w:rStyle w:val="VerbatimChar"/>
+        </w:rPr>
+        <w:t xml:space="preserve">Site Crawl History</w:t>
+      </w:r>
+    </w:p>
+    <w:p>
+      <w:pPr>
+        <w:numPr>
+          <w:ilvl w:val="1"/>
+          <w:numId w:val="1015"/>
+        </w:numPr>
+        <w:pStyle w:val="Compact"/>
+      </w:pPr>
+      <w:r>
+        <w:rPr>
+          <w:rStyle w:val="VerbatimChar"/>
+        </w:rPr>
+        <w:t xml:space="preserve">Retrieval Confidence Reports</w:t>
+      </w:r>
+    </w:p>
+    <w:p>
+      <w:pPr>
+        <w:numPr>
+          <w:ilvl w:val="0"/>
+          <w:numId w:val="1014"/>
+        </w:numPr>
+        <w:pStyle w:val="Compact"/>
+      </w:pPr>
+      <w:r>
+        <w:rPr>
+          <w:rStyle w:val="VerbatimChar"/>
+        </w:rPr>
+        <w:t xml:space="preserve">Recommendations</w:t>
+      </w:r>
+    </w:p>
+    <w:p>
+      <w:pPr>
+        <w:numPr>
+          <w:ilvl w:val="0"/>
+          <w:numId w:val="1014"/>
+        </w:numPr>
+        <w:pStyle w:val="Compact"/>
+      </w:pPr>
+      <w:r>
+        <w:rPr>
+          <w:rStyle w:val="VerbatimChar"/>
+        </w:rPr>
+        <w:t xml:space="preserve">Settings / Wix Import</w:t>
+      </w:r>
+    </w:p>
+    <w:bookmarkEnd w:id="30"/>
+    <w:bookmarkStart w:id="31" w:name="suggested-roles"/>
+    <w:p>
+      <w:pPr>
+        <w:pStyle w:val="Heading3"/>
+      </w:pPr>
+      <w:r>
+        <w:t xml:space="preserve">Suggested Roles</w:t>
       </w:r>
     </w:p>
     <w:p>
@@ -998,65 +1243,92 @@
         <w:pStyle w:val="FirstParagraph"/>
       </w:pPr>
       <w:r>
-        <w:t xml:space="preserve">Do not start with:</w:t>
-      </w:r>
-    </w:p>
-    <w:p>
-      <w:pPr>
-        <w:numPr>
-          <w:ilvl w:val="0"/>
-          <w:numId w:val="1014"/>
-        </w:numPr>
-        <w:pStyle w:val="Compact"/>
-      </w:pPr>
-      <w:r>
-        <w:t xml:space="preserve">direct social publishing</w:t>
-      </w:r>
-    </w:p>
-    <w:p>
-      <w:pPr>
-        <w:numPr>
-          <w:ilvl w:val="0"/>
-          <w:numId w:val="1014"/>
-        </w:numPr>
-        <w:pStyle w:val="Compact"/>
-      </w:pPr>
-      <w:r>
-        <w:t xml:space="preserve">automated ad bid changes</w:t>
-      </w:r>
-    </w:p>
-    <w:p>
-      <w:pPr>
-        <w:numPr>
-          <w:ilvl w:val="0"/>
-          <w:numId w:val="1014"/>
-        </w:numPr>
-        <w:pStyle w:val="Compact"/>
-      </w:pPr>
-      <w:r>
-        <w:t xml:space="preserve">deep SEO automation</w:t>
-      </w:r>
-    </w:p>
-    <w:p>
-      <w:pPr>
-        <w:numPr>
-          <w:ilvl w:val="0"/>
-          <w:numId w:val="1014"/>
-        </w:numPr>
-        <w:pStyle w:val="Compact"/>
-      </w:pPr>
-      <w:r>
-        <w:t xml:space="preserve">full ecommerce attribution</w:t>
-      </w:r>
-    </w:p>
-    <w:bookmarkEnd w:id="30"/>
-    <w:bookmarkStart w:id="31" w:name="recommended-admin-sections"/>
+        <w:t xml:space="preserve">Add to the current admin role system:</w:t>
+      </w:r>
+    </w:p>
+    <w:p>
+      <w:pPr>
+        <w:numPr>
+          <w:ilvl w:val="0"/>
+          <w:numId w:val="1016"/>
+        </w:numPr>
+        <w:pStyle w:val="Compact"/>
+      </w:pPr>
+      <w:r>
+        <w:rPr>
+          <w:rStyle w:val="VerbatimChar"/>
+        </w:rPr>
+        <w:t xml:space="preserve">marketing_admin</w:t>
+      </w:r>
+    </w:p>
+    <w:p>
+      <w:pPr>
+        <w:numPr>
+          <w:ilvl w:val="0"/>
+          <w:numId w:val="1016"/>
+        </w:numPr>
+        <w:pStyle w:val="Compact"/>
+      </w:pPr>
+      <w:r>
+        <w:rPr>
+          <w:rStyle w:val="VerbatimChar"/>
+        </w:rPr>
+        <w:t xml:space="preserve">campaign_manager</w:t>
+      </w:r>
+    </w:p>
+    <w:p>
+      <w:pPr>
+        <w:numPr>
+          <w:ilvl w:val="0"/>
+          <w:numId w:val="1016"/>
+        </w:numPr>
+        <w:pStyle w:val="Compact"/>
+      </w:pPr>
+      <w:r>
+        <w:rPr>
+          <w:rStyle w:val="VerbatimChar"/>
+        </w:rPr>
+        <w:t xml:space="preserve">content_editor</w:t>
+      </w:r>
+    </w:p>
+    <w:p>
+      <w:pPr>
+        <w:numPr>
+          <w:ilvl w:val="0"/>
+          <w:numId w:val="1016"/>
+        </w:numPr>
+        <w:pStyle w:val="Compact"/>
+      </w:pPr>
+      <w:r>
+        <w:rPr>
+          <w:rStyle w:val="VerbatimChar"/>
+        </w:rPr>
+        <w:t xml:space="preserve">ad_spend_approver</w:t>
+      </w:r>
+    </w:p>
+    <w:p>
+      <w:pPr>
+        <w:numPr>
+          <w:ilvl w:val="0"/>
+          <w:numId w:val="1016"/>
+        </w:numPr>
+        <w:pStyle w:val="Compact"/>
+      </w:pPr>
+      <w:r>
+        <w:rPr>
+          <w:rStyle w:val="VerbatimChar"/>
+        </w:rPr>
+        <w:t xml:space="preserve">analytics_viewer</w:t>
+      </w:r>
+    </w:p>
+    <w:bookmarkEnd w:id="31"/>
+    <w:bookmarkStart w:id="32" w:name="core-marketing-data-model"/>
     <w:p>
       <w:pPr>
         <w:pStyle w:val="Heading3"/>
       </w:pPr>
       <w:r>
-        <w:t xml:space="preserve">Recommended Admin Sections</w:t>
+        <w:t xml:space="preserve">Core Marketing Data Model</w:t>
       </w:r>
     </w:p>
     <w:p>
@@ -1064,7 +1336,7 @@
         <w:pStyle w:val="FirstParagraph"/>
       </w:pPr>
       <w:r>
-        <w:t xml:space="preserve">Inside</w:t>
+        <w:t xml:space="preserve">Use</w:t>
       </w:r>
       <w:r>
         <w:t xml:space="preserve"> </w:t>
@@ -1073,116 +1345,342 @@
         <w:rPr>
           <w:rStyle w:val="VerbatimChar"/>
         </w:rPr>
-        <w:t xml:space="preserve">Marketing</w:t>
-      </w:r>
-      <w:r>
-        <w:t xml:space="preserve">:</w:t>
-      </w:r>
-    </w:p>
-    <w:p>
-      <w:pPr>
-        <w:numPr>
-          <w:ilvl w:val="0"/>
-          <w:numId w:val="1015"/>
-        </w:numPr>
-        <w:pStyle w:val="Compact"/>
-      </w:pPr>
-      <w:r>
-        <w:t xml:space="preserve">Dashboard</w:t>
-      </w:r>
-    </w:p>
-    <w:p>
-      <w:pPr>
-        <w:numPr>
-          <w:ilvl w:val="0"/>
-          <w:numId w:val="1015"/>
-        </w:numPr>
-        <w:pStyle w:val="Compact"/>
-      </w:pPr>
-      <w:r>
-        <w:t xml:space="preserve">Campaigns</w:t>
-      </w:r>
-    </w:p>
-    <w:p>
-      <w:pPr>
-        <w:numPr>
-          <w:ilvl w:val="0"/>
-          <w:numId w:val="1015"/>
-        </w:numPr>
-        <w:pStyle w:val="Compact"/>
-      </w:pPr>
-      <w:r>
-        <w:t xml:space="preserve">Content</w:t>
-      </w:r>
-    </w:p>
-    <w:p>
-      <w:pPr>
-        <w:numPr>
-          <w:ilvl w:val="0"/>
-          <w:numId w:val="1015"/>
-        </w:numPr>
-        <w:pStyle w:val="Compact"/>
-      </w:pPr>
-      <w:r>
-        <w:t xml:space="preserve">Link Generator</w:t>
-      </w:r>
-    </w:p>
-    <w:p>
-      <w:pPr>
-        <w:numPr>
-          <w:ilvl w:val="0"/>
-          <w:numId w:val="1015"/>
-        </w:numPr>
-        <w:pStyle w:val="Compact"/>
-      </w:pPr>
-      <w:r>
-        <w:t xml:space="preserve">Subscriber Attribution</w:t>
-      </w:r>
-    </w:p>
-    <w:p>
-      <w:pPr>
-        <w:numPr>
-          <w:ilvl w:val="0"/>
-          <w:numId w:val="1015"/>
-        </w:numPr>
-        <w:pStyle w:val="Compact"/>
-      </w:pPr>
-      <w:r>
-        <w:t xml:space="preserve">Ad Spend</w:t>
-      </w:r>
-    </w:p>
-    <w:p>
-      <w:pPr>
-        <w:numPr>
-          <w:ilvl w:val="0"/>
-          <w:numId w:val="1015"/>
-        </w:numPr>
-        <w:pStyle w:val="Compact"/>
-      </w:pPr>
-      <w:r>
-        <w:t xml:space="preserve">Recommendations</w:t>
-      </w:r>
-    </w:p>
-    <w:p>
-      <w:pPr>
-        <w:numPr>
-          <w:ilvl w:val="0"/>
-          <w:numId w:val="1015"/>
-        </w:numPr>
-        <w:pStyle w:val="Compact"/>
-      </w:pPr>
-      <w:r>
-        <w:t xml:space="preserve">Settings / Wix Import</w:t>
-      </w:r>
-    </w:p>
-    <w:bookmarkEnd w:id="31"/>
-    <w:bookmarkStart w:id="32" w:name="suggested-roles"/>
+        <w:t xml:space="preserve">marketing_*</w:t>
+      </w:r>
+      <w:r>
+        <w:t xml:space="preserve"> </w:t>
+      </w:r>
+      <w:r>
+        <w:t xml:space="preserve">tables in the store database.</w:t>
+      </w:r>
+    </w:p>
+    <w:p>
+      <w:pPr>
+        <w:pStyle w:val="BodyText"/>
+      </w:pPr>
+      <w:r>
+        <w:t xml:space="preserve">Core campaign and attribution tables:</w:t>
+      </w:r>
+    </w:p>
+    <w:p>
+      <w:pPr>
+        <w:numPr>
+          <w:ilvl w:val="0"/>
+          <w:numId w:val="1017"/>
+        </w:numPr>
+        <w:pStyle w:val="Compact"/>
+      </w:pPr>
+      <w:r>
+        <w:rPr>
+          <w:rStyle w:val="VerbatimChar"/>
+        </w:rPr>
+        <w:t xml:space="preserve">marketing_campaigns</w:t>
+      </w:r>
+    </w:p>
+    <w:p>
+      <w:pPr>
+        <w:numPr>
+          <w:ilvl w:val="0"/>
+          <w:numId w:val="1017"/>
+        </w:numPr>
+        <w:pStyle w:val="Compact"/>
+      </w:pPr>
+      <w:r>
+        <w:rPr>
+          <w:rStyle w:val="VerbatimChar"/>
+        </w:rPr>
+        <w:t xml:space="preserve">marketing_content_posts</w:t>
+      </w:r>
+    </w:p>
+    <w:p>
+      <w:pPr>
+        <w:numPr>
+          <w:ilvl w:val="0"/>
+          <w:numId w:val="1017"/>
+        </w:numPr>
+        <w:pStyle w:val="Compact"/>
+      </w:pPr>
+      <w:r>
+        <w:rPr>
+          <w:rStyle w:val="VerbatimChar"/>
+        </w:rPr>
+        <w:t xml:space="preserve">marketing_utm_links</w:t>
+      </w:r>
+    </w:p>
+    <w:p>
+      <w:pPr>
+        <w:numPr>
+          <w:ilvl w:val="0"/>
+          <w:numId w:val="1017"/>
+        </w:numPr>
+        <w:pStyle w:val="Compact"/>
+      </w:pPr>
+      <w:r>
+        <w:rPr>
+          <w:rStyle w:val="VerbatimChar"/>
+        </w:rPr>
+        <w:t xml:space="preserve">marketing_sessions</w:t>
+      </w:r>
+    </w:p>
+    <w:p>
+      <w:pPr>
+        <w:numPr>
+          <w:ilvl w:val="0"/>
+          <w:numId w:val="1017"/>
+        </w:numPr>
+        <w:pStyle w:val="Compact"/>
+      </w:pPr>
+      <w:r>
+        <w:rPr>
+          <w:rStyle w:val="VerbatimChar"/>
+        </w:rPr>
+        <w:t xml:space="preserve">marketing_click_events</w:t>
+      </w:r>
+    </w:p>
+    <w:p>
+      <w:pPr>
+        <w:numPr>
+          <w:ilvl w:val="0"/>
+          <w:numId w:val="1017"/>
+        </w:numPr>
+        <w:pStyle w:val="Compact"/>
+      </w:pPr>
+      <w:r>
+        <w:rPr>
+          <w:rStyle w:val="VerbatimChar"/>
+        </w:rPr>
+        <w:t xml:space="preserve">marketing_subscriber_events</w:t>
+      </w:r>
+    </w:p>
+    <w:p>
+      <w:pPr>
+        <w:numPr>
+          <w:ilvl w:val="0"/>
+          <w:numId w:val="1017"/>
+        </w:numPr>
+        <w:pStyle w:val="Compact"/>
+      </w:pPr>
+      <w:r>
+        <w:rPr>
+          <w:rStyle w:val="VerbatimChar"/>
+        </w:rPr>
+        <w:t xml:space="preserve">marketing_ad_spend</w:t>
+      </w:r>
+    </w:p>
+    <w:p>
+      <w:pPr>
+        <w:numPr>
+          <w:ilvl w:val="0"/>
+          <w:numId w:val="1017"/>
+        </w:numPr>
+        <w:pStyle w:val="Compact"/>
+      </w:pPr>
+      <w:r>
+        <w:rPr>
+          <w:rStyle w:val="VerbatimChar"/>
+        </w:rPr>
+        <w:t xml:space="preserve">marketing_recommendations</w:t>
+      </w:r>
+    </w:p>
+    <w:p>
+      <w:pPr>
+        <w:pStyle w:val="FirstParagraph"/>
+      </w:pPr>
+      <w:r>
+        <w:t xml:space="preserve">Useful fields:</w:t>
+      </w:r>
+    </w:p>
+    <w:p>
+      <w:pPr>
+        <w:numPr>
+          <w:ilvl w:val="0"/>
+          <w:numId w:val="1018"/>
+        </w:numPr>
+        <w:pStyle w:val="Compact"/>
+      </w:pPr>
+      <w:r>
+        <w:rPr>
+          <w:rStyle w:val="VerbatimChar"/>
+        </w:rPr>
+        <w:t xml:space="preserve">message_focus</w:t>
+      </w:r>
+      <w:r>
+        <w:t xml:space="preserve"> </w:t>
+      </w:r>
+      <w:r>
+        <w:t xml:space="preserve">(</w:t>
+      </w:r>
+      <w:r>
+        <w:rPr>
+          <w:rStyle w:val="VerbatimChar"/>
+        </w:rPr>
+        <w:t xml:space="preserve">farm</w:t>
+      </w:r>
+      <w:r>
+        <w:t xml:space="preserve">,</w:t>
+      </w:r>
+      <w:r>
+        <w:t xml:space="preserve"> </w:t>
+      </w:r>
+      <w:r>
+        <w:rPr>
+          <w:rStyle w:val="VerbatimChar"/>
+        </w:rPr>
+        <w:t xml:space="preserve">csa</w:t>
+      </w:r>
+      <w:r>
+        <w:t xml:space="preserve">,</w:t>
+      </w:r>
+      <w:r>
+        <w:t xml:space="preserve"> </w:t>
+      </w:r>
+      <w:r>
+        <w:rPr>
+          <w:rStyle w:val="VerbatimChar"/>
+        </w:rPr>
+        <w:t xml:space="preserve">food</w:t>
+      </w:r>
+      <w:r>
+        <w:t xml:space="preserve">,</w:t>
+      </w:r>
+      <w:r>
+        <w:t xml:space="preserve"> </w:t>
+      </w:r>
+      <w:r>
+        <w:rPr>
+          <w:rStyle w:val="VerbatimChar"/>
+        </w:rPr>
+        <w:t xml:space="preserve">event</w:t>
+      </w:r>
+      <w:r>
+        <w:t xml:space="preserve">,</w:t>
+      </w:r>
+      <w:r>
+        <w:t xml:space="preserve"> </w:t>
+      </w:r>
+      <w:r>
+        <w:rPr>
+          <w:rStyle w:val="VerbatimChar"/>
+        </w:rPr>
+        <w:t xml:space="preserve">mixed</w:t>
+      </w:r>
+      <w:r>
+        <w:t xml:space="preserve">)</w:t>
+      </w:r>
+    </w:p>
+    <w:p>
+      <w:pPr>
+        <w:numPr>
+          <w:ilvl w:val="0"/>
+          <w:numId w:val="1018"/>
+        </w:numPr>
+        <w:pStyle w:val="Compact"/>
+      </w:pPr>
+      <w:r>
+        <w:rPr>
+          <w:rStyle w:val="VerbatimChar"/>
+        </w:rPr>
+        <w:t xml:space="preserve">target_city</w:t>
+      </w:r>
+    </w:p>
+    <w:p>
+      <w:pPr>
+        <w:numPr>
+          <w:ilvl w:val="0"/>
+          <w:numId w:val="1018"/>
+        </w:numPr>
+        <w:pStyle w:val="Compact"/>
+      </w:pPr>
+      <w:r>
+        <w:rPr>
+          <w:rStyle w:val="VerbatimChar"/>
+        </w:rPr>
+        <w:t xml:space="preserve">target_zip</w:t>
+      </w:r>
+    </w:p>
+    <w:p>
+      <w:pPr>
+        <w:numPr>
+          <w:ilvl w:val="0"/>
+          <w:numId w:val="1018"/>
+        </w:numPr>
+        <w:pStyle w:val="Compact"/>
+      </w:pPr>
+      <w:r>
+        <w:rPr>
+          <w:rStyle w:val="VerbatimChar"/>
+        </w:rPr>
+        <w:t xml:space="preserve">target_location_label</w:t>
+      </w:r>
+    </w:p>
+    <w:p>
+      <w:pPr>
+        <w:numPr>
+          <w:ilvl w:val="0"/>
+          <w:numId w:val="1018"/>
+        </w:numPr>
+        <w:pStyle w:val="Compact"/>
+      </w:pPr>
+      <w:r>
+        <w:rPr>
+          <w:rStyle w:val="VerbatimChar"/>
+        </w:rPr>
+        <w:t xml:space="preserve">target_drop_site_id</w:t>
+      </w:r>
+    </w:p>
+    <w:p>
+      <w:pPr>
+        <w:numPr>
+          <w:ilvl w:val="0"/>
+          <w:numId w:val="1018"/>
+        </w:numPr>
+        <w:pStyle w:val="Compact"/>
+      </w:pPr>
+      <w:r>
+        <w:rPr>
+          <w:rStyle w:val="VerbatimChar"/>
+        </w:rPr>
+        <w:t xml:space="preserve">destination_type</w:t>
+      </w:r>
+    </w:p>
+    <w:p>
+      <w:pPr>
+        <w:numPr>
+          <w:ilvl w:val="0"/>
+          <w:numId w:val="1018"/>
+        </w:numPr>
+        <w:pStyle w:val="Compact"/>
+      </w:pPr>
+      <w:r>
+        <w:rPr>
+          <w:rStyle w:val="VerbatimChar"/>
+        </w:rPr>
+        <w:t xml:space="preserve">external_subscriber_id</w:t>
+      </w:r>
+    </w:p>
+    <w:p>
+      <w:pPr>
+        <w:numPr>
+          <w:ilvl w:val="0"/>
+          <w:numId w:val="1018"/>
+        </w:numPr>
+        <w:pStyle w:val="Compact"/>
+      </w:pPr>
+      <w:r>
+        <w:rPr>
+          <w:rStyle w:val="VerbatimChar"/>
+        </w:rPr>
+        <w:t xml:space="preserve">match_method</w:t>
+      </w:r>
+    </w:p>
+    <w:bookmarkEnd w:id="32"/>
+    <w:bookmarkStart w:id="33" w:name="tracked-link-flow"/>
     <w:p>
       <w:pPr>
         <w:pStyle w:val="Heading3"/>
       </w:pPr>
       <w:r>
-        <w:t xml:space="preserve">Suggested Roles</w:t>
+        <w:t xml:space="preserve">Tracked Link Flow</w:t>
       </w:r>
     </w:p>
     <w:p>
@@ -1190,427 +1688,6 @@
         <w:pStyle w:val="FirstParagraph"/>
       </w:pPr>
       <w:r>
-        <w:t xml:space="preserve">Add to the current admin role system:</w:t>
-      </w:r>
-    </w:p>
-    <w:p>
-      <w:pPr>
-        <w:numPr>
-          <w:ilvl w:val="0"/>
-          <w:numId w:val="1016"/>
-        </w:numPr>
-        <w:pStyle w:val="Compact"/>
-      </w:pPr>
-      <w:r>
-        <w:rPr>
-          <w:rStyle w:val="VerbatimChar"/>
-        </w:rPr>
-        <w:t xml:space="preserve">marketing_admin</w:t>
-      </w:r>
-    </w:p>
-    <w:p>
-      <w:pPr>
-        <w:numPr>
-          <w:ilvl w:val="0"/>
-          <w:numId w:val="1016"/>
-        </w:numPr>
-        <w:pStyle w:val="Compact"/>
-      </w:pPr>
-      <w:r>
-        <w:rPr>
-          <w:rStyle w:val="VerbatimChar"/>
-        </w:rPr>
-        <w:t xml:space="preserve">campaign_manager</w:t>
-      </w:r>
-    </w:p>
-    <w:p>
-      <w:pPr>
-        <w:numPr>
-          <w:ilvl w:val="0"/>
-          <w:numId w:val="1016"/>
-        </w:numPr>
-        <w:pStyle w:val="Compact"/>
-      </w:pPr>
-      <w:r>
-        <w:rPr>
-          <w:rStyle w:val="VerbatimChar"/>
-        </w:rPr>
-        <w:t xml:space="preserve">content_editor</w:t>
-      </w:r>
-    </w:p>
-    <w:p>
-      <w:pPr>
-        <w:numPr>
-          <w:ilvl w:val="0"/>
-          <w:numId w:val="1016"/>
-        </w:numPr>
-        <w:pStyle w:val="Compact"/>
-      </w:pPr>
-      <w:r>
-        <w:rPr>
-          <w:rStyle w:val="VerbatimChar"/>
-        </w:rPr>
-        <w:t xml:space="preserve">ad_spend_approver</w:t>
-      </w:r>
-    </w:p>
-    <w:p>
-      <w:pPr>
-        <w:numPr>
-          <w:ilvl w:val="0"/>
-          <w:numId w:val="1016"/>
-        </w:numPr>
-        <w:pStyle w:val="Compact"/>
-      </w:pPr>
-      <w:r>
-        <w:rPr>
-          <w:rStyle w:val="VerbatimChar"/>
-        </w:rPr>
-        <w:t xml:space="preserve">analytics_viewer</w:t>
-      </w:r>
-    </w:p>
-    <w:bookmarkEnd w:id="32"/>
-    <w:bookmarkStart w:id="33" w:name="key-data-model"/>
-    <w:p>
-      <w:pPr>
-        <w:pStyle w:val="Heading3"/>
-      </w:pPr>
-      <w:r>
-        <w:t xml:space="preserve">Key Data Model</w:t>
-      </w:r>
-    </w:p>
-    <w:p>
-      <w:pPr>
-        <w:pStyle w:val="FirstParagraph"/>
-      </w:pPr>
-      <w:r>
-        <w:t xml:space="preserve">Use</w:t>
-      </w:r>
-      <w:r>
-        <w:t xml:space="preserve"> </w:t>
-      </w:r>
-      <w:r>
-        <w:rPr>
-          <w:rStyle w:val="VerbatimChar"/>
-        </w:rPr>
-        <w:t xml:space="preserve">marketing_*</w:t>
-      </w:r>
-      <w:r>
-        <w:t xml:space="preserve"> </w:t>
-      </w:r>
-      <w:r>
-        <w:t xml:space="preserve">tables in the store database. The original brief is still directionally correct, but this version should emphasize subscriber growth and location targeting.</w:t>
-      </w:r>
-    </w:p>
-    <w:p>
-      <w:pPr>
-        <w:pStyle w:val="BodyText"/>
-      </w:pPr>
-      <w:r>
-        <w:t xml:space="preserve">Core tables:</w:t>
-      </w:r>
-    </w:p>
-    <w:p>
-      <w:pPr>
-        <w:numPr>
-          <w:ilvl w:val="0"/>
-          <w:numId w:val="1017"/>
-        </w:numPr>
-        <w:pStyle w:val="Compact"/>
-      </w:pPr>
-      <w:r>
-        <w:rPr>
-          <w:rStyle w:val="VerbatimChar"/>
-        </w:rPr>
-        <w:t xml:space="preserve">marketing_campaigns</w:t>
-      </w:r>
-    </w:p>
-    <w:p>
-      <w:pPr>
-        <w:numPr>
-          <w:ilvl w:val="0"/>
-          <w:numId w:val="1017"/>
-        </w:numPr>
-        <w:pStyle w:val="Compact"/>
-      </w:pPr>
-      <w:r>
-        <w:rPr>
-          <w:rStyle w:val="VerbatimChar"/>
-        </w:rPr>
-        <w:t xml:space="preserve">marketing_content_posts</w:t>
-      </w:r>
-    </w:p>
-    <w:p>
-      <w:pPr>
-        <w:numPr>
-          <w:ilvl w:val="0"/>
-          <w:numId w:val="1017"/>
-        </w:numPr>
-        <w:pStyle w:val="Compact"/>
-      </w:pPr>
-      <w:r>
-        <w:rPr>
-          <w:rStyle w:val="VerbatimChar"/>
-        </w:rPr>
-        <w:t xml:space="preserve">marketing_utm_links</w:t>
-      </w:r>
-    </w:p>
-    <w:p>
-      <w:pPr>
-        <w:numPr>
-          <w:ilvl w:val="0"/>
-          <w:numId w:val="1017"/>
-        </w:numPr>
-        <w:pStyle w:val="Compact"/>
-      </w:pPr>
-      <w:r>
-        <w:rPr>
-          <w:rStyle w:val="VerbatimChar"/>
-        </w:rPr>
-        <w:t xml:space="preserve">marketing_sessions</w:t>
-      </w:r>
-    </w:p>
-    <w:p>
-      <w:pPr>
-        <w:numPr>
-          <w:ilvl w:val="0"/>
-          <w:numId w:val="1017"/>
-        </w:numPr>
-        <w:pStyle w:val="Compact"/>
-      </w:pPr>
-      <w:r>
-        <w:rPr>
-          <w:rStyle w:val="VerbatimChar"/>
-        </w:rPr>
-        <w:t xml:space="preserve">marketing_click_events</w:t>
-      </w:r>
-    </w:p>
-    <w:p>
-      <w:pPr>
-        <w:numPr>
-          <w:ilvl w:val="0"/>
-          <w:numId w:val="1017"/>
-        </w:numPr>
-        <w:pStyle w:val="Compact"/>
-      </w:pPr>
-      <w:r>
-        <w:rPr>
-          <w:rStyle w:val="VerbatimChar"/>
-        </w:rPr>
-        <w:t xml:space="preserve">marketing_subscriber_events</w:t>
-      </w:r>
-    </w:p>
-    <w:p>
-      <w:pPr>
-        <w:numPr>
-          <w:ilvl w:val="0"/>
-          <w:numId w:val="1017"/>
-        </w:numPr>
-        <w:pStyle w:val="Compact"/>
-      </w:pPr>
-      <w:r>
-        <w:rPr>
-          <w:rStyle w:val="VerbatimChar"/>
-        </w:rPr>
-        <w:t xml:space="preserve">marketing_ad_spend</w:t>
-      </w:r>
-    </w:p>
-    <w:p>
-      <w:pPr>
-        <w:numPr>
-          <w:ilvl w:val="0"/>
-          <w:numId w:val="1017"/>
-        </w:numPr>
-        <w:pStyle w:val="Compact"/>
-      </w:pPr>
-      <w:r>
-        <w:rPr>
-          <w:rStyle w:val="VerbatimChar"/>
-        </w:rPr>
-        <w:t xml:space="preserve">marketing_recommendations</w:t>
-      </w:r>
-    </w:p>
-    <w:p>
-      <w:pPr>
-        <w:pStyle w:val="FirstParagraph"/>
-      </w:pPr>
-      <w:r>
-        <w:t xml:space="preserve">Useful added fields:</w:t>
-      </w:r>
-    </w:p>
-    <w:p>
-      <w:pPr>
-        <w:numPr>
-          <w:ilvl w:val="0"/>
-          <w:numId w:val="1018"/>
-        </w:numPr>
-        <w:pStyle w:val="Compact"/>
-      </w:pPr>
-      <w:r>
-        <w:rPr>
-          <w:rStyle w:val="VerbatimChar"/>
-        </w:rPr>
-        <w:t xml:space="preserve">account_strategy</w:t>
-      </w:r>
-      <w:r>
-        <w:t xml:space="preserve"> </w:t>
-      </w:r>
-      <w:r>
-        <w:t xml:space="preserve">(</w:t>
-      </w:r>
-      <w:r>
-        <w:rPr>
-          <w:rStyle w:val="VerbatimChar"/>
-        </w:rPr>
-        <w:t xml:space="preserve">dff</w:t>
-      </w:r>
-      <w:r>
-        <w:t xml:space="preserve">,</w:t>
-      </w:r>
-      <w:r>
-        <w:t xml:space="preserve"> </w:t>
-      </w:r>
-      <w:r>
-        <w:rPr>
-          <w:rStyle w:val="VerbatimChar"/>
-        </w:rPr>
-        <w:t xml:space="preserve">ffcsa</w:t>
-      </w:r>
-      <w:r>
-        <w:t xml:space="preserve">,</w:t>
-      </w:r>
-      <w:r>
-        <w:t xml:space="preserve"> </w:t>
-      </w:r>
-      <w:r>
-        <w:rPr>
-          <w:rStyle w:val="VerbatimChar"/>
-        </w:rPr>
-        <w:t xml:space="preserve">both</w:t>
-      </w:r>
-      <w:r>
-        <w:t xml:space="preserve">)</w:t>
-      </w:r>
-    </w:p>
-    <w:p>
-      <w:pPr>
-        <w:numPr>
-          <w:ilvl w:val="0"/>
-          <w:numId w:val="1018"/>
-        </w:numPr>
-        <w:pStyle w:val="Compact"/>
-      </w:pPr>
-      <w:r>
-        <w:rPr>
-          <w:rStyle w:val="VerbatimChar"/>
-        </w:rPr>
-        <w:t xml:space="preserve">target_city</w:t>
-      </w:r>
-    </w:p>
-    <w:p>
-      <w:pPr>
-        <w:numPr>
-          <w:ilvl w:val="0"/>
-          <w:numId w:val="1018"/>
-        </w:numPr>
-        <w:pStyle w:val="Compact"/>
-      </w:pPr>
-      <w:r>
-        <w:rPr>
-          <w:rStyle w:val="VerbatimChar"/>
-        </w:rPr>
-        <w:t xml:space="preserve">target_zip</w:t>
-      </w:r>
-    </w:p>
-    <w:p>
-      <w:pPr>
-        <w:numPr>
-          <w:ilvl w:val="0"/>
-          <w:numId w:val="1018"/>
-        </w:numPr>
-        <w:pStyle w:val="Compact"/>
-      </w:pPr>
-      <w:r>
-        <w:rPr>
-          <w:rStyle w:val="VerbatimChar"/>
-        </w:rPr>
-        <w:t xml:space="preserve">target_location_label</w:t>
-      </w:r>
-    </w:p>
-    <w:p>
-      <w:pPr>
-        <w:numPr>
-          <w:ilvl w:val="0"/>
-          <w:numId w:val="1018"/>
-        </w:numPr>
-        <w:pStyle w:val="Compact"/>
-      </w:pPr>
-      <w:r>
-        <w:rPr>
-          <w:rStyle w:val="VerbatimChar"/>
-        </w:rPr>
-        <w:t xml:space="preserve">target_drop_site_id</w:t>
-      </w:r>
-    </w:p>
-    <w:p>
-      <w:pPr>
-        <w:numPr>
-          <w:ilvl w:val="0"/>
-          <w:numId w:val="1018"/>
-        </w:numPr>
-        <w:pStyle w:val="Compact"/>
-      </w:pPr>
-      <w:r>
-        <w:rPr>
-          <w:rStyle w:val="VerbatimChar"/>
-        </w:rPr>
-        <w:t xml:space="preserve">destination_type</w:t>
-      </w:r>
-    </w:p>
-    <w:p>
-      <w:pPr>
-        <w:numPr>
-          <w:ilvl w:val="0"/>
-          <w:numId w:val="1018"/>
-        </w:numPr>
-        <w:pStyle w:val="Compact"/>
-      </w:pPr>
-      <w:r>
-        <w:rPr>
-          <w:rStyle w:val="VerbatimChar"/>
-        </w:rPr>
-        <w:t xml:space="preserve">external_subscriber_id</w:t>
-      </w:r>
-    </w:p>
-    <w:p>
-      <w:pPr>
-        <w:numPr>
-          <w:ilvl w:val="0"/>
-          <w:numId w:val="1018"/>
-        </w:numPr>
-        <w:pStyle w:val="Compact"/>
-      </w:pPr>
-      <w:r>
-        <w:rPr>
-          <w:rStyle w:val="VerbatimChar"/>
-        </w:rPr>
-        <w:t xml:space="preserve">match_method</w:t>
-      </w:r>
-    </w:p>
-    <w:bookmarkEnd w:id="33"/>
-    <w:bookmarkStart w:id="34" w:name="tracked-link-flow"/>
-    <w:p>
-      <w:pPr>
-        <w:pStyle w:val="Heading3"/>
-      </w:pPr>
-      <w:r>
-        <w:t xml:space="preserve">Tracked Link Flow</w:t>
-      </w:r>
-    </w:p>
-    <w:p>
-      <w:pPr>
-        <w:pStyle w:val="FirstParagraph"/>
-      </w:pPr>
-      <w:r>
         <w:t xml:space="preserve">Recommended flow:</w:t>
       </w:r>
     </w:p>
@@ -1635,7 +1712,7 @@
         <w:pStyle w:val="Compact"/>
       </w:pPr>
       <w:r>
-        <w:t xml:space="preserve">CSA Store stores campaign/channel/location metadata.</w:t>
+        <w:t xml:space="preserve">CSA Store stores campaign, channel, and location metadata.</w:t>
       </w:r>
     </w:p>
     <w:p>
@@ -1758,7 +1835,7 @@
         <w:pStyle w:val="Compact"/>
       </w:pPr>
       <w:r>
-        <w:t xml:space="preserve">account strategy</w:t>
+        <w:t xml:space="preserve">message focus</w:t>
       </w:r>
     </w:p>
     <w:p>
@@ -1860,14 +1937,224 @@
         <w:t xml:space="preserve">location fields</w:t>
       </w:r>
     </w:p>
+    <w:p>
+      <w:pPr>
+        <w:pStyle w:val="FirstParagraph"/>
+      </w:pPr>
+      <w:r>
+        <w:t xml:space="preserve">Channel-specific usage guidance should be generated at link-creation time and stored with the link or campaign record so operators see the same recommended usage when they return to it later.</w:t>
+      </w:r>
+    </w:p>
+    <w:bookmarkEnd w:id="33"/>
+    <w:bookmarkStart w:id="34" w:name="wix-integration-requirements"/>
+    <w:p>
+      <w:pPr>
+        <w:pStyle w:val="Heading3"/>
+      </w:pPr>
+      <w:r>
+        <w:t xml:space="preserve">Wix Integration Requirements</w:t>
+      </w:r>
+    </w:p>
+    <w:p>
+      <w:pPr>
+        <w:pStyle w:val="FirstParagraph"/>
+      </w:pPr>
+      <w:r>
+        <w:t xml:space="preserve">Best-case import fields from Wix:</w:t>
+      </w:r>
+    </w:p>
+    <w:p>
+      <w:pPr>
+        <w:numPr>
+          <w:ilvl w:val="0"/>
+          <w:numId w:val="1024"/>
+        </w:numPr>
+        <w:pStyle w:val="Compact"/>
+      </w:pPr>
+      <w:r>
+        <w:t xml:space="preserve">email</w:t>
+      </w:r>
+    </w:p>
+    <w:p>
+      <w:pPr>
+        <w:numPr>
+          <w:ilvl w:val="0"/>
+          <w:numId w:val="1024"/>
+        </w:numPr>
+        <w:pStyle w:val="Compact"/>
+      </w:pPr>
+      <w:r>
+        <w:t xml:space="preserve">name</w:t>
+      </w:r>
+    </w:p>
+    <w:p>
+      <w:pPr>
+        <w:numPr>
+          <w:ilvl w:val="0"/>
+          <w:numId w:val="1024"/>
+        </w:numPr>
+        <w:pStyle w:val="Compact"/>
+      </w:pPr>
+      <w:r>
+        <w:t xml:space="preserve">subscriber/contact id</w:t>
+      </w:r>
+    </w:p>
+    <w:p>
+      <w:pPr>
+        <w:numPr>
+          <w:ilvl w:val="0"/>
+          <w:numId w:val="1024"/>
+        </w:numPr>
+        <w:pStyle w:val="Compact"/>
+      </w:pPr>
+      <w:r>
+        <w:t xml:space="preserve">signup timestamp</w:t>
+      </w:r>
+    </w:p>
+    <w:p>
+      <w:pPr>
+        <w:numPr>
+          <w:ilvl w:val="0"/>
+          <w:numId w:val="1024"/>
+        </w:numPr>
+        <w:pStyle w:val="Compact"/>
+      </w:pPr>
+      <w:r>
+        <w:t xml:space="preserve">address</w:t>
+      </w:r>
+    </w:p>
+    <w:p>
+      <w:pPr>
+        <w:numPr>
+          <w:ilvl w:val="0"/>
+          <w:numId w:val="1024"/>
+        </w:numPr>
+        <w:pStyle w:val="Compact"/>
+      </w:pPr>
+      <w:r>
+        <w:t xml:space="preserve">city</w:t>
+      </w:r>
+    </w:p>
+    <w:p>
+      <w:pPr>
+        <w:numPr>
+          <w:ilvl w:val="0"/>
+          <w:numId w:val="1024"/>
+        </w:numPr>
+        <w:pStyle w:val="Compact"/>
+      </w:pPr>
+      <w:r>
+        <w:t xml:space="preserve">zip</w:t>
+      </w:r>
+    </w:p>
+    <w:p>
+      <w:pPr>
+        <w:numPr>
+          <w:ilvl w:val="0"/>
+          <w:numId w:val="1024"/>
+        </w:numPr>
+        <w:pStyle w:val="Compact"/>
+      </w:pPr>
+      <w:r>
+        <w:t xml:space="preserve">chosen drop site if present</w:t>
+      </w:r>
+    </w:p>
+    <w:p>
+      <w:pPr>
+        <w:numPr>
+          <w:ilvl w:val="0"/>
+          <w:numId w:val="1024"/>
+        </w:numPr>
+        <w:pStyle w:val="Compact"/>
+      </w:pPr>
+      <w:r>
+        <w:t xml:space="preserve">any carried-through campaign token or hidden field</w:t>
+      </w:r>
+    </w:p>
+    <w:p>
+      <w:pPr>
+        <w:pStyle w:val="FirstParagraph"/>
+      </w:pPr>
+      <w:r>
+        <w:t xml:space="preserve">Preferred matching priority:</w:t>
+      </w:r>
+    </w:p>
+    <w:p>
+      <w:pPr>
+        <w:numPr>
+          <w:ilvl w:val="0"/>
+          <w:numId w:val="1025"/>
+        </w:numPr>
+        <w:pStyle w:val="Compact"/>
+      </w:pPr>
+      <w:r>
+        <w:t xml:space="preserve">exact campaign token match</w:t>
+      </w:r>
+    </w:p>
+    <w:p>
+      <w:pPr>
+        <w:numPr>
+          <w:ilvl w:val="0"/>
+          <w:numId w:val="1025"/>
+        </w:numPr>
+        <w:pStyle w:val="Compact"/>
+      </w:pPr>
+      <w:r>
+        <w:t xml:space="preserve">email + time window</w:t>
+      </w:r>
+    </w:p>
+    <w:p>
+      <w:pPr>
+        <w:numPr>
+          <w:ilvl w:val="0"/>
+          <w:numId w:val="1025"/>
+        </w:numPr>
+        <w:pStyle w:val="Compact"/>
+      </w:pPr>
+      <w:r>
+        <w:t xml:space="preserve">aggregate campaign/location reporting when exact match is unavailable</w:t>
+      </w:r>
+    </w:p>
+    <w:p>
+      <w:pPr>
+        <w:pStyle w:val="FirstParagraph"/>
+      </w:pPr>
+      <w:r>
+        <w:t xml:space="preserve">Known implementation risk:</w:t>
+      </w:r>
+    </w:p>
+    <w:p>
+      <w:pPr>
+        <w:numPr>
+          <w:ilvl w:val="0"/>
+          <w:numId w:val="1026"/>
+        </w:numPr>
+        <w:pStyle w:val="Compact"/>
+      </w:pPr>
+      <w:r>
+        <w:t xml:space="preserve">if Wix does not preserve campaign tokens or hidden fields, exact subscriber attribution becomes limited and the system must fall back to weaker matching</w:t>
+      </w:r>
+    </w:p>
+    <w:p>
+      <w:pPr>
+        <w:numPr>
+          <w:ilvl w:val="0"/>
+          <w:numId w:val="1026"/>
+        </w:numPr>
+        <w:pStyle w:val="Compact"/>
+      </w:pPr>
+      <w:r>
+        <w:t xml:space="preserve">this does not block campaign tracking, but it reduces confidence in person-level conversion assignment</w:t>
+      </w:r>
+    </w:p>
     <w:bookmarkEnd w:id="34"/>
-    <w:bookmarkStart w:id="35" w:name="wix-integration-requirements"/>
+    <w:bookmarkStart w:id="35" w:name="channel-logic"/>
     <w:p>
       <w:pPr>
         <w:pStyle w:val="Heading3"/>
       </w:pPr>
       <w:r>
-        <w:t xml:space="preserve">Wix Integration Requirements</w:t>
+        <w:t xml:space="preserve">Channel Logic</w:t>
       </w:r>
     </w:p>
     <w:p>
@@ -1875,176 +2162,6 @@
         <w:pStyle w:val="FirstParagraph"/>
       </w:pPr>
       <w:r>
-        <w:t xml:space="preserve">Best-case import fields from Wix:</w:t>
-      </w:r>
-    </w:p>
-    <w:p>
-      <w:pPr>
-        <w:numPr>
-          <w:ilvl w:val="0"/>
-          <w:numId w:val="1024"/>
-        </w:numPr>
-        <w:pStyle w:val="Compact"/>
-      </w:pPr>
-      <w:r>
-        <w:t xml:space="preserve">email</w:t>
-      </w:r>
-    </w:p>
-    <w:p>
-      <w:pPr>
-        <w:numPr>
-          <w:ilvl w:val="0"/>
-          <w:numId w:val="1024"/>
-        </w:numPr>
-        <w:pStyle w:val="Compact"/>
-      </w:pPr>
-      <w:r>
-        <w:t xml:space="preserve">name</w:t>
-      </w:r>
-    </w:p>
-    <w:p>
-      <w:pPr>
-        <w:numPr>
-          <w:ilvl w:val="0"/>
-          <w:numId w:val="1024"/>
-        </w:numPr>
-        <w:pStyle w:val="Compact"/>
-      </w:pPr>
-      <w:r>
-        <w:t xml:space="preserve">subscriber/contact id</w:t>
-      </w:r>
-    </w:p>
-    <w:p>
-      <w:pPr>
-        <w:numPr>
-          <w:ilvl w:val="0"/>
-          <w:numId w:val="1024"/>
-        </w:numPr>
-        <w:pStyle w:val="Compact"/>
-      </w:pPr>
-      <w:r>
-        <w:t xml:space="preserve">signup timestamp</w:t>
-      </w:r>
-    </w:p>
-    <w:p>
-      <w:pPr>
-        <w:numPr>
-          <w:ilvl w:val="0"/>
-          <w:numId w:val="1024"/>
-        </w:numPr>
-        <w:pStyle w:val="Compact"/>
-      </w:pPr>
-      <w:r>
-        <w:t xml:space="preserve">address</w:t>
-      </w:r>
-    </w:p>
-    <w:p>
-      <w:pPr>
-        <w:numPr>
-          <w:ilvl w:val="0"/>
-          <w:numId w:val="1024"/>
-        </w:numPr>
-        <w:pStyle w:val="Compact"/>
-      </w:pPr>
-      <w:r>
-        <w:t xml:space="preserve">city</w:t>
-      </w:r>
-    </w:p>
-    <w:p>
-      <w:pPr>
-        <w:numPr>
-          <w:ilvl w:val="0"/>
-          <w:numId w:val="1024"/>
-        </w:numPr>
-        <w:pStyle w:val="Compact"/>
-      </w:pPr>
-      <w:r>
-        <w:t xml:space="preserve">zip</w:t>
-      </w:r>
-    </w:p>
-    <w:p>
-      <w:pPr>
-        <w:numPr>
-          <w:ilvl w:val="0"/>
-          <w:numId w:val="1024"/>
-        </w:numPr>
-        <w:pStyle w:val="Compact"/>
-      </w:pPr>
-      <w:r>
-        <w:t xml:space="preserve">chosen drop site if present</w:t>
-      </w:r>
-    </w:p>
-    <w:p>
-      <w:pPr>
-        <w:numPr>
-          <w:ilvl w:val="0"/>
-          <w:numId w:val="1024"/>
-        </w:numPr>
-        <w:pStyle w:val="Compact"/>
-      </w:pPr>
-      <w:r>
-        <w:t xml:space="preserve">any carried-through campaign token or hidden field</w:t>
-      </w:r>
-    </w:p>
-    <w:p>
-      <w:pPr>
-        <w:pStyle w:val="FirstParagraph"/>
-      </w:pPr>
-      <w:r>
-        <w:t xml:space="preserve">Preferred matching priority:</w:t>
-      </w:r>
-    </w:p>
-    <w:p>
-      <w:pPr>
-        <w:numPr>
-          <w:ilvl w:val="0"/>
-          <w:numId w:val="1025"/>
-        </w:numPr>
-        <w:pStyle w:val="Compact"/>
-      </w:pPr>
-      <w:r>
-        <w:t xml:space="preserve">exact campaign token match</w:t>
-      </w:r>
-    </w:p>
-    <w:p>
-      <w:pPr>
-        <w:numPr>
-          <w:ilvl w:val="0"/>
-          <w:numId w:val="1025"/>
-        </w:numPr>
-        <w:pStyle w:val="Compact"/>
-      </w:pPr>
-      <w:r>
-        <w:t xml:space="preserve">email + time window</w:t>
-      </w:r>
-    </w:p>
-    <w:p>
-      <w:pPr>
-        <w:numPr>
-          <w:ilvl w:val="0"/>
-          <w:numId w:val="1025"/>
-        </w:numPr>
-        <w:pStyle w:val="Compact"/>
-      </w:pPr>
-      <w:r>
-        <w:t xml:space="preserve">aggregate campaign/location reporting when exact match is unavailable</w:t>
-      </w:r>
-    </w:p>
-    <w:bookmarkEnd w:id="35"/>
-    <w:bookmarkStart w:id="36" w:name="channel-logic"/>
-    <w:p>
-      <w:pPr>
-        <w:pStyle w:val="Heading3"/>
-      </w:pPr>
-      <w:r>
-        <w:t xml:space="preserve">Channel Logic</w:t>
-      </w:r>
-    </w:p>
-    <w:p>
-      <w:pPr>
-        <w:pStyle w:val="FirstParagraph"/>
-      </w:pPr>
-      <w:r>
         <w:t xml:space="preserve">The system should store and present usage instructions by channel:</w:t>
       </w:r>
     </w:p>
@@ -2052,36 +2169,12 @@
       <w:pPr>
         <w:numPr>
           <w:ilvl w:val="0"/>
-          <w:numId w:val="1026"/>
+          <w:numId w:val="1027"/>
         </w:numPr>
         <w:pStyle w:val="Compact"/>
       </w:pPr>
       <w:r>
         <w:t xml:space="preserve">Instagram organic:</w:t>
-      </w:r>
-    </w:p>
-    <w:p>
-      <w:pPr>
-        <w:numPr>
-          <w:ilvl w:val="1"/>
-          <w:numId w:val="1027"/>
-        </w:numPr>
-        <w:pStyle w:val="Compact"/>
-      </w:pPr>
-      <w:r>
-        <w:t xml:space="preserve">usually bio-link or Story guidance</w:t>
-      </w:r>
-    </w:p>
-    <w:p>
-      <w:pPr>
-        <w:numPr>
-          <w:ilvl w:val="0"/>
-          <w:numId w:val="1026"/>
-        </w:numPr>
-        <w:pStyle w:val="Compact"/>
-      </w:pPr>
-      <w:r>
-        <w:t xml:space="preserve">Instagram paid:</w:t>
       </w:r>
     </w:p>
     <w:p>
@@ -2093,19 +2186,19 @@
         <w:pStyle w:val="Compact"/>
       </w:pPr>
       <w:r>
-        <w:t xml:space="preserve">direct tracked CTA link</w:t>
-      </w:r>
-    </w:p>
-    <w:p>
-      <w:pPr>
-        <w:numPr>
-          <w:ilvl w:val="0"/>
-          <w:numId w:val="1026"/>
-        </w:numPr>
-        <w:pStyle w:val="Compact"/>
-      </w:pPr>
-      <w:r>
-        <w:t xml:space="preserve">Facebook:</w:t>
+        <w:t xml:space="preserve">usually bio-link or Story guidance</w:t>
+      </w:r>
+    </w:p>
+    <w:p>
+      <w:pPr>
+        <w:numPr>
+          <w:ilvl w:val="0"/>
+          <w:numId w:val="1027"/>
+        </w:numPr>
+        <w:pStyle w:val="Compact"/>
+      </w:pPr>
+      <w:r>
+        <w:t xml:space="preserve">Instagram paid:</w:t>
       </w:r>
     </w:p>
     <w:p>
@@ -2117,19 +2210,19 @@
         <w:pStyle w:val="Compact"/>
       </w:pPr>
       <w:r>
-        <w:t xml:space="preserve">direct tracked link</w:t>
-      </w:r>
-    </w:p>
-    <w:p>
-      <w:pPr>
-        <w:numPr>
-          <w:ilvl w:val="0"/>
-          <w:numId w:val="1026"/>
-        </w:numPr>
-        <w:pStyle w:val="Compact"/>
-      </w:pPr>
-      <w:r>
-        <w:t xml:space="preserve">Google Ads:</w:t>
+        <w:t xml:space="preserve">direct tracked CTA link</w:t>
+      </w:r>
+    </w:p>
+    <w:p>
+      <w:pPr>
+        <w:numPr>
+          <w:ilvl w:val="0"/>
+          <w:numId w:val="1027"/>
+        </w:numPr>
+        <w:pStyle w:val="Compact"/>
+      </w:pPr>
+      <w:r>
+        <w:t xml:space="preserve">Facebook:</w:t>
       </w:r>
     </w:p>
     <w:p>
@@ -2141,19 +2234,19 @@
         <w:pStyle w:val="Compact"/>
       </w:pPr>
       <w:r>
-        <w:t xml:space="preserve">direct landing URL</w:t>
-      </w:r>
-    </w:p>
-    <w:p>
-      <w:pPr>
-        <w:numPr>
-          <w:ilvl w:val="0"/>
-          <w:numId w:val="1026"/>
-        </w:numPr>
-        <w:pStyle w:val="Compact"/>
-      </w:pPr>
-      <w:r>
-        <w:t xml:space="preserve">YouTube:</w:t>
+        <w:t xml:space="preserve">direct tracked link</w:t>
+      </w:r>
+    </w:p>
+    <w:p>
+      <w:pPr>
+        <w:numPr>
+          <w:ilvl w:val="0"/>
+          <w:numId w:val="1027"/>
+        </w:numPr>
+        <w:pStyle w:val="Compact"/>
+      </w:pPr>
+      <w:r>
+        <w:t xml:space="preserve">Google Ads:</w:t>
       </w:r>
     </w:p>
     <w:p>
@@ -2165,6 +2258,30 @@
         <w:pStyle w:val="Compact"/>
       </w:pPr>
       <w:r>
+        <w:t xml:space="preserve">direct landing URL</w:t>
+      </w:r>
+    </w:p>
+    <w:p>
+      <w:pPr>
+        <w:numPr>
+          <w:ilvl w:val="0"/>
+          <w:numId w:val="1027"/>
+        </w:numPr>
+        <w:pStyle w:val="Compact"/>
+      </w:pPr>
+      <w:r>
+        <w:t xml:space="preserve">YouTube:</w:t>
+      </w:r>
+    </w:p>
+    <w:p>
+      <w:pPr>
+        <w:numPr>
+          <w:ilvl w:val="1"/>
+          <w:numId w:val="1032"/>
+        </w:numPr>
+        <w:pStyle w:val="Compact"/>
+      </w:pPr>
+      <w:r>
         <w:t xml:space="preserve">direct tracked link in description and optionally pinned comment</w:t>
       </w:r>
     </w:p>
@@ -2173,17 +2290,273 @@
         <w:pStyle w:val="FirstParagraph"/>
       </w:pPr>
       <w:r>
-        <w:t xml:space="preserve">This should be generated automatically from campaign inputs rather than manually written each time.</w:t>
+        <w:t xml:space="preserve">This guidance should be generated automatically from campaign inputs.</w:t>
+      </w:r>
+    </w:p>
+    <w:bookmarkEnd w:id="35"/>
+    <w:bookmarkStart w:id="36" w:name="recommendation-layer"/>
+    <w:p>
+      <w:pPr>
+        <w:pStyle w:val="Heading3"/>
+      </w:pPr>
+      <w:r>
+        <w:t xml:space="preserve">Recommendation Layer</w:t>
+      </w:r>
+    </w:p>
+    <w:p>
+      <w:pPr>
+        <w:pStyle w:val="FirstParagraph"/>
+      </w:pPr>
+      <w:r>
+        <w:t xml:space="preserve">Phase 2 should use existing CSA Store data plus OpenAI-assisted reasoning to suggest campaigns.</w:t>
+      </w:r>
+    </w:p>
+    <w:p>
+      <w:pPr>
+        <w:pStyle w:val="BodyText"/>
+      </w:pPr>
+      <w:r>
+        <w:t xml:space="preserve">Inputs:</w:t>
+      </w:r>
+    </w:p>
+    <w:p>
+      <w:pPr>
+        <w:numPr>
+          <w:ilvl w:val="0"/>
+          <w:numId w:val="1033"/>
+        </w:numPr>
+        <w:pStyle w:val="Compact"/>
+      </w:pPr>
+      <w:r>
+        <w:t xml:space="preserve">drop-site performance</w:t>
+      </w:r>
+    </w:p>
+    <w:p>
+      <w:pPr>
+        <w:numPr>
+          <w:ilvl w:val="0"/>
+          <w:numId w:val="1033"/>
+        </w:numPr>
+        <w:pStyle w:val="Compact"/>
+      </w:pPr>
+      <w:r>
+        <w:t xml:space="preserve">order/location patterns from harvested Local Line order data</w:t>
+      </w:r>
+    </w:p>
+    <w:p>
+      <w:pPr>
+        <w:numPr>
+          <w:ilvl w:val="0"/>
+          <w:numId w:val="1033"/>
+        </w:numPr>
+        <w:pStyle w:val="Compact"/>
+      </w:pPr>
+      <w:r>
+        <w:t xml:space="preserve">subscriber growth by geography</w:t>
+      </w:r>
+    </w:p>
+    <w:p>
+      <w:pPr>
+        <w:numPr>
+          <w:ilvl w:val="0"/>
+          <w:numId w:val="1033"/>
+        </w:numPr>
+        <w:pStyle w:val="Compact"/>
+      </w:pPr>
+      <w:r>
+        <w:t xml:space="preserve">campaign click/conversion history</w:t>
+      </w:r>
+    </w:p>
+    <w:p>
+      <w:pPr>
+        <w:numPr>
+          <w:ilvl w:val="0"/>
+          <w:numId w:val="1033"/>
+        </w:numPr>
+        <w:pStyle w:val="Compact"/>
+      </w:pPr>
+      <w:r>
+        <w:t xml:space="preserve">spend history</w:t>
+      </w:r>
+    </w:p>
+    <w:p>
+      <w:pPr>
+        <w:numPr>
+          <w:ilvl w:val="0"/>
+          <w:numId w:val="1033"/>
+        </w:numPr>
+        <w:pStyle w:val="Compact"/>
+      </w:pPr>
+      <w:r>
+        <w:t xml:space="preserve">seasonal and food trend context</w:t>
+      </w:r>
+    </w:p>
+    <w:p>
+      <w:pPr>
+        <w:numPr>
+          <w:ilvl w:val="0"/>
+          <w:numId w:val="1033"/>
+        </w:numPr>
+        <w:pStyle w:val="Compact"/>
+      </w:pPr>
+      <w:r>
+        <w:t xml:space="preserve">inventory or product opportunity signals where appropriate</w:t>
+      </w:r>
+    </w:p>
+    <w:p>
+      <w:pPr>
+        <w:pStyle w:val="FirstParagraph"/>
+      </w:pPr>
+      <w:r>
+        <w:t xml:space="preserve">Outputs:</w:t>
+      </w:r>
+    </w:p>
+    <w:p>
+      <w:pPr>
+        <w:numPr>
+          <w:ilvl w:val="0"/>
+          <w:numId w:val="1034"/>
+        </w:numPr>
+        <w:pStyle w:val="Compact"/>
+      </w:pPr>
+      <w:r>
+        <w:t xml:space="preserve">location-focused campaign suggestions</w:t>
+      </w:r>
+    </w:p>
+    <w:p>
+      <w:pPr>
+        <w:numPr>
+          <w:ilvl w:val="0"/>
+          <w:numId w:val="1034"/>
+        </w:numPr>
+        <w:pStyle w:val="Compact"/>
+      </w:pPr>
+      <w:r>
+        <w:t xml:space="preserve">underperforming drop-site promotion opportunities</w:t>
+      </w:r>
+    </w:p>
+    <w:p>
+      <w:pPr>
+        <w:numPr>
+          <w:ilvl w:val="0"/>
+          <w:numId w:val="1034"/>
+        </w:numPr>
+        <w:pStyle w:val="Compact"/>
+      </w:pPr>
+      <w:r>
+        <w:t xml:space="preserve">content theme suggestions</w:t>
+      </w:r>
+    </w:p>
+    <w:p>
+      <w:pPr>
+        <w:numPr>
+          <w:ilvl w:val="0"/>
+          <w:numId w:val="1034"/>
+        </w:numPr>
+        <w:pStyle w:val="Compact"/>
+      </w:pPr>
+      <w:r>
+        <w:t xml:space="preserve">message emphasis recommendation (</w:t>
+      </w:r>
+      <w:r>
+        <w:rPr>
+          <w:rStyle w:val="VerbatimChar"/>
+        </w:rPr>
+        <w:t xml:space="preserve">Deck Family Farm</w:t>
+      </w:r>
+      <w:r>
+        <w:t xml:space="preserve">,</w:t>
+      </w:r>
+      <w:r>
+        <w:t xml:space="preserve"> </w:t>
+      </w:r>
+      <w:r>
+        <w:rPr>
+          <w:rStyle w:val="VerbatimChar"/>
+        </w:rPr>
+        <w:t xml:space="preserve">Full Farm CSA</w:t>
+      </w:r>
+      <w:r>
+        <w:t xml:space="preserve">, or blended)</w:t>
+      </w:r>
+    </w:p>
+    <w:p>
+      <w:pPr>
+        <w:numPr>
+          <w:ilvl w:val="0"/>
+          <w:numId w:val="1034"/>
+        </w:numPr>
+        <w:pStyle w:val="Compact"/>
+      </w:pPr>
+      <w:r>
+        <w:t xml:space="preserve">channel recommendation (</w:t>
+      </w:r>
+      <w:r>
+        <w:rPr>
+          <w:rStyle w:val="VerbatimChar"/>
+        </w:rPr>
+        <w:t xml:space="preserve">Google</w:t>
+      </w:r>
+      <w:r>
+        <w:t xml:space="preserve">,</w:t>
+      </w:r>
+      <w:r>
+        <w:t xml:space="preserve"> </w:t>
+      </w:r>
+      <w:r>
+        <w:rPr>
+          <w:rStyle w:val="VerbatimChar"/>
+        </w:rPr>
+        <w:t xml:space="preserve">Facebook</w:t>
+      </w:r>
+      <w:r>
+        <w:t xml:space="preserve">,</w:t>
+      </w:r>
+      <w:r>
+        <w:t xml:space="preserve"> </w:t>
+      </w:r>
+      <w:r>
+        <w:rPr>
+          <w:rStyle w:val="VerbatimChar"/>
+        </w:rPr>
+        <w:t xml:space="preserve">Instagram</w:t>
+      </w:r>
+      <w:r>
+        <w:t xml:space="preserve">,</w:t>
+      </w:r>
+      <w:r>
+        <w:t xml:space="preserve"> </w:t>
+      </w:r>
+      <w:r>
+        <w:rPr>
+          <w:rStyle w:val="VerbatimChar"/>
+        </w:rPr>
+        <w:t xml:space="preserve">YouTube</w:t>
+      </w:r>
+      <w:r>
+        <w:t xml:space="preserve">)</w:t>
+      </w:r>
+    </w:p>
+    <w:p>
+      <w:pPr>
+        <w:numPr>
+          <w:ilvl w:val="0"/>
+          <w:numId w:val="1034"/>
+        </w:numPr>
+        <w:pStyle w:val="Compact"/>
+      </w:pPr>
+      <w:r>
+        <w:t xml:space="preserve">rationale and confidence</w:t>
       </w:r>
     </w:p>
     <w:bookmarkEnd w:id="36"/>
-    <w:bookmarkStart w:id="37" w:name="phase-2-recommendation-layer"/>
+    <w:bookmarkStart w:id="37" w:name="ai-discoverability-data-model"/>
     <w:p>
       <w:pPr>
         <w:pStyle w:val="Heading3"/>
       </w:pPr>
       <w:r>
-        <w:t xml:space="preserve">Phase 2 Recommendation Layer</w:t>
+        <w:t xml:space="preserve">AI Discoverability Data Model</w:t>
       </w:r>
     </w:p>
     <w:p>
@@ -2191,7 +2564,90 @@
         <w:pStyle w:val="FirstParagraph"/>
       </w:pPr>
       <w:r>
-        <w:t xml:space="preserve">Phase 2 should use existing CSA Store data plus OpenAI-assisted reasoning to suggest campaigns.</w:t>
+        <w:t xml:space="preserve">Add:</w:t>
+      </w:r>
+    </w:p>
+    <w:p>
+      <w:pPr>
+        <w:numPr>
+          <w:ilvl w:val="0"/>
+          <w:numId w:val="1035"/>
+        </w:numPr>
+        <w:pStyle w:val="Compact"/>
+      </w:pPr>
+      <w:r>
+        <w:rPr>
+          <w:rStyle w:val="VerbatimChar"/>
+        </w:rPr>
+        <w:t xml:space="preserve">marketing_site_snapshots</w:t>
+      </w:r>
+    </w:p>
+    <w:p>
+      <w:pPr>
+        <w:numPr>
+          <w:ilvl w:val="0"/>
+          <w:numId w:val="1035"/>
+        </w:numPr>
+        <w:pStyle w:val="Compact"/>
+      </w:pPr>
+      <w:r>
+        <w:rPr>
+          <w:rStyle w:val="VerbatimChar"/>
+        </w:rPr>
+        <w:t xml:space="preserve">marketing_semantic_scores</w:t>
+      </w:r>
+    </w:p>
+    <w:p>
+      <w:pPr>
+        <w:numPr>
+          <w:ilvl w:val="0"/>
+          <w:numId w:val="1035"/>
+        </w:numPr>
+        <w:pStyle w:val="Compact"/>
+      </w:pPr>
+      <w:r>
+        <w:rPr>
+          <w:rStyle w:val="VerbatimChar"/>
+        </w:rPr>
+        <w:t xml:space="preserve">marketing_search_intents</w:t>
+      </w:r>
+    </w:p>
+    <w:p>
+      <w:pPr>
+        <w:numPr>
+          <w:ilvl w:val="0"/>
+          <w:numId w:val="1035"/>
+        </w:numPr>
+        <w:pStyle w:val="Compact"/>
+      </w:pPr>
+      <w:r>
+        <w:rPr>
+          <w:rStyle w:val="VerbatimChar"/>
+        </w:rPr>
+        <w:t xml:space="preserve">marketing_ai_recommendations</w:t>
+      </w:r>
+    </w:p>
+    <w:p>
+      <w:pPr>
+        <w:numPr>
+          <w:ilvl w:val="0"/>
+          <w:numId w:val="1035"/>
+        </w:numPr>
+        <w:pStyle w:val="Compact"/>
+      </w:pPr>
+      <w:r>
+        <w:rPr>
+          <w:rStyle w:val="VerbatimChar"/>
+        </w:rPr>
+        <w:t xml:space="preserve">marketing_schema_audits</w:t>
+      </w:r>
+    </w:p>
+    <w:p>
+      <w:pPr>
+        <w:pStyle w:val="FirstParagraph"/>
+      </w:pPr>
+      <w:r>
+        <w:t xml:space="preserve">Suggested fields:</w:t>
       </w:r>
     </w:p>
     <w:p>
@@ -2199,91 +2655,256 @@
         <w:pStyle w:val="BodyText"/>
       </w:pPr>
       <w:r>
-        <w:t xml:space="preserve">Inputs:</w:t>
-      </w:r>
-    </w:p>
-    <w:p>
-      <w:pPr>
-        <w:numPr>
-          <w:ilvl w:val="0"/>
-          <w:numId w:val="1032"/>
-        </w:numPr>
-        <w:pStyle w:val="Compact"/>
-      </w:pPr>
-      <w:r>
-        <w:t xml:space="preserve">drop-site performance</w:t>
-      </w:r>
-    </w:p>
-    <w:p>
-      <w:pPr>
-        <w:numPr>
-          <w:ilvl w:val="0"/>
-          <w:numId w:val="1032"/>
-        </w:numPr>
-        <w:pStyle w:val="Compact"/>
-      </w:pPr>
-      <w:r>
-        <w:t xml:space="preserve">order/location patterns from harvested Local Line order data</w:t>
-      </w:r>
-    </w:p>
-    <w:p>
-      <w:pPr>
-        <w:numPr>
-          <w:ilvl w:val="0"/>
-          <w:numId w:val="1032"/>
-        </w:numPr>
-        <w:pStyle w:val="Compact"/>
-      </w:pPr>
-      <w:r>
-        <w:t xml:space="preserve">subscriber growth by geography</w:t>
-      </w:r>
-    </w:p>
-    <w:p>
-      <w:pPr>
-        <w:numPr>
-          <w:ilvl w:val="0"/>
-          <w:numId w:val="1032"/>
-        </w:numPr>
-        <w:pStyle w:val="Compact"/>
-      </w:pPr>
-      <w:r>
-        <w:t xml:space="preserve">campaign click/conversion history</w:t>
-      </w:r>
-    </w:p>
-    <w:p>
-      <w:pPr>
-        <w:numPr>
-          <w:ilvl w:val="0"/>
-          <w:numId w:val="1032"/>
-        </w:numPr>
-        <w:pStyle w:val="Compact"/>
-      </w:pPr>
-      <w:r>
-        <w:t xml:space="preserve">spend history</w:t>
-      </w:r>
-    </w:p>
-    <w:p>
-      <w:pPr>
-        <w:numPr>
-          <w:ilvl w:val="0"/>
-          <w:numId w:val="1032"/>
-        </w:numPr>
-        <w:pStyle w:val="Compact"/>
-      </w:pPr>
-      <w:r>
-        <w:t xml:space="preserve">seasonal/food/trend context</w:t>
-      </w:r>
-    </w:p>
-    <w:p>
-      <w:pPr>
-        <w:numPr>
-          <w:ilvl w:val="0"/>
-          <w:numId w:val="1032"/>
-        </w:numPr>
-        <w:pStyle w:val="Compact"/>
-      </w:pPr>
-      <w:r>
-        <w:t xml:space="preserve">inventory or product opportunity signals where appropriate</w:t>
+        <w:rPr>
+          <w:rStyle w:val="VerbatimChar"/>
+        </w:rPr>
+        <w:t xml:space="preserve">marketing_site_snapshots</w:t>
+      </w:r>
+      <w:r>
+        <w:t xml:space="preserve"> </w:t>
+      </w:r>
+      <w:r>
+        <w:t xml:space="preserve">-</w:t>
+      </w:r>
+      <w:r>
+        <w:t xml:space="preserve"> </w:t>
+      </w:r>
+      <w:r>
+        <w:rPr>
+          <w:rStyle w:val="VerbatimChar"/>
+        </w:rPr>
+        <w:t xml:space="preserve">url</w:t>
+      </w:r>
+      <w:r>
+        <w:t xml:space="preserve"> </w:t>
+      </w:r>
+      <w:r>
+        <w:t xml:space="preserve">-</w:t>
+      </w:r>
+      <w:r>
+        <w:t xml:space="preserve"> </w:t>
+      </w:r>
+      <w:r>
+        <w:rPr>
+          <w:rStyle w:val="VerbatimChar"/>
+        </w:rPr>
+        <w:t xml:space="preserve">page_type</w:t>
+      </w:r>
+      <w:r>
+        <w:t xml:space="preserve"> </w:t>
+      </w:r>
+      <w:r>
+        <w:t xml:space="preserve">-</w:t>
+      </w:r>
+      <w:r>
+        <w:t xml:space="preserve"> </w:t>
+      </w:r>
+      <w:r>
+        <w:rPr>
+          <w:rStyle w:val="VerbatimChar"/>
+        </w:rPr>
+        <w:t xml:space="preserve">extracted_text</w:t>
+      </w:r>
+      <w:r>
+        <w:t xml:space="preserve"> </w:t>
+      </w:r>
+      <w:r>
+        <w:t xml:space="preserve">-</w:t>
+      </w:r>
+      <w:r>
+        <w:t xml:space="preserve"> </w:t>
+      </w:r>
+      <w:r>
+        <w:rPr>
+          <w:rStyle w:val="VerbatimChar"/>
+        </w:rPr>
+        <w:t xml:space="preserve">extracted_headings</w:t>
+      </w:r>
+      <w:r>
+        <w:t xml:space="preserve"> </w:t>
+      </w:r>
+      <w:r>
+        <w:t xml:space="preserve">-</w:t>
+      </w:r>
+      <w:r>
+        <w:t xml:space="preserve"> </w:t>
+      </w:r>
+      <w:r>
+        <w:rPr>
+          <w:rStyle w:val="VerbatimChar"/>
+        </w:rPr>
+        <w:t xml:space="preserve">last_scanned</w:t>
+      </w:r>
+      <w:r>
+        <w:t xml:space="preserve"> </w:t>
+      </w:r>
+      <w:r>
+        <w:t xml:space="preserve">-</w:t>
+      </w:r>
+      <w:r>
+        <w:t xml:space="preserve"> </w:t>
+      </w:r>
+      <w:r>
+        <w:rPr>
+          <w:rStyle w:val="VerbatimChar"/>
+        </w:rPr>
+        <w:t xml:space="preserve">html_hash</w:t>
+      </w:r>
+      <w:r>
+        <w:t xml:space="preserve"> </w:t>
+      </w:r>
+      <w:r>
+        <w:t xml:space="preserve">-</w:t>
+      </w:r>
+      <w:r>
+        <w:t xml:space="preserve"> </w:t>
+      </w:r>
+      <w:r>
+        <w:rPr>
+          <w:rStyle w:val="VerbatimChar"/>
+        </w:rPr>
+        <w:t xml:space="preserve">content_word_count</w:t>
+      </w:r>
+    </w:p>
+    <w:p>
+      <w:pPr>
+        <w:pStyle w:val="BodyText"/>
+      </w:pPr>
+      <w:r>
+        <w:rPr>
+          <w:rStyle w:val="VerbatimChar"/>
+        </w:rPr>
+        <w:t xml:space="preserve">marketing_semantic_scores</w:t>
+      </w:r>
+      <w:r>
+        <w:t xml:space="preserve"> </w:t>
+      </w:r>
+      <w:r>
+        <w:t xml:space="preserve">-</w:t>
+      </w:r>
+      <w:r>
+        <w:t xml:space="preserve"> </w:t>
+      </w:r>
+      <w:r>
+        <w:rPr>
+          <w:rStyle w:val="VerbatimChar"/>
+        </w:rPr>
+        <w:t xml:space="preserve">semantic_score</w:t>
+      </w:r>
+      <w:r>
+        <w:t xml:space="preserve"> </w:t>
+      </w:r>
+      <w:r>
+        <w:t xml:space="preserve">-</w:t>
+      </w:r>
+      <w:r>
+        <w:t xml:space="preserve"> </w:t>
+      </w:r>
+      <w:r>
+        <w:rPr>
+          <w:rStyle w:val="VerbatimChar"/>
+        </w:rPr>
+        <w:t xml:space="preserve">geographic_score</w:t>
+      </w:r>
+      <w:r>
+        <w:t xml:space="preserve"> </w:t>
+      </w:r>
+      <w:r>
+        <w:t xml:space="preserve">-</w:t>
+      </w:r>
+      <w:r>
+        <w:t xml:space="preserve"> </w:t>
+      </w:r>
+      <w:r>
+        <w:rPr>
+          <w:rStyle w:val="VerbatimChar"/>
+        </w:rPr>
+        <w:t xml:space="preserve">product_score</w:t>
+      </w:r>
+      <w:r>
+        <w:t xml:space="preserve"> </w:t>
+      </w:r>
+      <w:r>
+        <w:t xml:space="preserve">-</w:t>
+      </w:r>
+      <w:r>
+        <w:t xml:space="preserve"> </w:t>
+      </w:r>
+      <w:r>
+        <w:rPr>
+          <w:rStyle w:val="VerbatimChar"/>
+        </w:rPr>
+        <w:t xml:space="preserve">faq_score</w:t>
+      </w:r>
+      <w:r>
+        <w:t xml:space="preserve"> </w:t>
+      </w:r>
+      <w:r>
+        <w:t xml:space="preserve">-</w:t>
+      </w:r>
+      <w:r>
+        <w:t xml:space="preserve"> </w:t>
+      </w:r>
+      <w:r>
+        <w:rPr>
+          <w:rStyle w:val="VerbatimChar"/>
+        </w:rPr>
+        <w:t xml:space="preserve">schema_score</w:t>
+      </w:r>
+      <w:r>
+        <w:t xml:space="preserve"> </w:t>
+      </w:r>
+      <w:r>
+        <w:t xml:space="preserve">-</w:t>
+      </w:r>
+      <w:r>
+        <w:t xml:space="preserve"> </w:t>
+      </w:r>
+      <w:r>
+        <w:rPr>
+          <w:rStyle w:val="VerbatimChar"/>
+        </w:rPr>
+        <w:t xml:space="preserve">freshness_score</w:t>
+      </w:r>
+      <w:r>
+        <w:t xml:space="preserve"> </w:t>
+      </w:r>
+      <w:r>
+        <w:t xml:space="preserve">-</w:t>
+      </w:r>
+      <w:r>
+        <w:t xml:space="preserve"> </w:t>
+      </w:r>
+      <w:r>
+        <w:rPr>
+          <w:rStyle w:val="VerbatimChar"/>
+        </w:rPr>
+        <w:t xml:space="preserve">ai_visibility_score</w:t>
+      </w:r>
+      <w:r>
+        <w:t xml:space="preserve"> </w:t>
+      </w:r>
+      <w:r>
+        <w:t xml:space="preserve">-</w:t>
+      </w:r>
+      <w:r>
+        <w:t xml:space="preserve"> </w:t>
+      </w:r>
+      <w:r>
+        <w:rPr>
+          <w:rStyle w:val="VerbatimChar"/>
+        </w:rPr>
+        <w:t xml:space="preserve">retrieval_confidence_score</w:t>
+      </w:r>
+    </w:p>
+    <w:bookmarkEnd w:id="37"/>
+    <w:bookmarkStart w:id="38" w:name="ai-visibility-score"/>
+    <w:p>
+      <w:pPr>
+        <w:pStyle w:val="Heading3"/>
+      </w:pPr>
+      <w:r>
+        <w:t xml:space="preserve">AI Visibility Score</w:t>
       </w:r>
     </w:p>
     <w:p>
@@ -2291,64 +2912,7 @@
         <w:pStyle w:val="FirstParagraph"/>
       </w:pPr>
       <w:r>
-        <w:t xml:space="preserve">Outputs:</w:t>
-      </w:r>
-    </w:p>
-    <w:p>
-      <w:pPr>
-        <w:numPr>
-          <w:ilvl w:val="0"/>
-          <w:numId w:val="1033"/>
-        </w:numPr>
-        <w:pStyle w:val="Compact"/>
-      </w:pPr>
-      <w:r>
-        <w:t xml:space="preserve">location-focused campaign suggestions</w:t>
-      </w:r>
-    </w:p>
-    <w:p>
-      <w:pPr>
-        <w:numPr>
-          <w:ilvl w:val="0"/>
-          <w:numId w:val="1033"/>
-        </w:numPr>
-        <w:pStyle w:val="Compact"/>
-      </w:pPr>
-      <w:r>
-        <w:t xml:space="preserve">underperforming drop-site promotion opportunities</w:t>
-      </w:r>
-    </w:p>
-    <w:p>
-      <w:pPr>
-        <w:numPr>
-          <w:ilvl w:val="0"/>
-          <w:numId w:val="1033"/>
-        </w:numPr>
-        <w:pStyle w:val="Compact"/>
-      </w:pPr>
-      <w:r>
-        <w:t xml:space="preserve">content theme suggestions</w:t>
-      </w:r>
-    </w:p>
-    <w:p>
-      <w:pPr>
-        <w:numPr>
-          <w:ilvl w:val="0"/>
-          <w:numId w:val="1033"/>
-        </w:numPr>
-        <w:pStyle w:val="Compact"/>
-      </w:pPr>
-      <w:r>
-        <w:t xml:space="preserve">account recommendation (</w:t>
-      </w:r>
-      <w:r>
-        <w:rPr>
-          <w:rStyle w:val="VerbatimChar"/>
-        </w:rPr>
-        <w:t xml:space="preserve">DFF</w:t>
-      </w:r>
-      <w:r>
-        <w:t xml:space="preserve">,</w:t>
+        <w:t xml:space="preserve">Generate an overall AI Visibility Score from</w:t>
       </w:r>
       <w:r>
         <w:t xml:space="preserve"> </w:t>
@@ -2357,10 +2921,30 @@
         <w:rPr>
           <w:rStyle w:val="VerbatimChar"/>
         </w:rPr>
-        <w:t xml:space="preserve">FFCSA</w:t>
-      </w:r>
-      <w:r>
-        <w:t xml:space="preserve">,</w:t>
+        <w:t xml:space="preserve">1–100</w:t>
+      </w:r>
+      <w:r>
+        <w:t xml:space="preserve">.</w:t>
+      </w:r>
+    </w:p>
+    <w:p>
+      <w:pPr>
+        <w:pStyle w:val="BodyText"/>
+      </w:pPr>
+      <w:r>
+        <w:t xml:space="preserve">Suggested weighting:</w:t>
+      </w:r>
+    </w:p>
+    <w:p>
+      <w:pPr>
+        <w:numPr>
+          <w:ilvl w:val="0"/>
+          <w:numId w:val="1036"/>
+        </w:numPr>
+        <w:pStyle w:val="Compact"/>
+      </w:pPr>
+      <w:r>
+        <w:t xml:space="preserve">Geographic clarity:</w:t>
       </w:r>
       <w:r>
         <w:t xml:space="preserve"> </w:t>
@@ -2369,31 +2953,19 @@
         <w:rPr>
           <w:rStyle w:val="VerbatimChar"/>
         </w:rPr>
-        <w:t xml:space="preserve">Both</w:t>
-      </w:r>
-      <w:r>
-        <w:t xml:space="preserve">)</w:t>
-      </w:r>
-    </w:p>
-    <w:p>
-      <w:pPr>
-        <w:numPr>
-          <w:ilvl w:val="0"/>
-          <w:numId w:val="1033"/>
-        </w:numPr>
-        <w:pStyle w:val="Compact"/>
-      </w:pPr>
-      <w:r>
-        <w:t xml:space="preserve">channel recommendation (</w:t>
-      </w:r>
-      <w:r>
-        <w:rPr>
-          <w:rStyle w:val="VerbatimChar"/>
-        </w:rPr>
-        <w:t xml:space="preserve">Google</w:t>
-      </w:r>
-      <w:r>
-        <w:t xml:space="preserve">,</w:t>
+        <w:t xml:space="preserve">20%</w:t>
+      </w:r>
+    </w:p>
+    <w:p>
+      <w:pPr>
+        <w:numPr>
+          <w:ilvl w:val="0"/>
+          <w:numId w:val="1036"/>
+        </w:numPr>
+        <w:pStyle w:val="Compact"/>
+      </w:pPr>
+      <w:r>
+        <w:t xml:space="preserve">Product clarity:</w:t>
       </w:r>
       <w:r>
         <w:t xml:space="preserve"> </w:t>
@@ -2402,10 +2974,19 @@
         <w:rPr>
           <w:rStyle w:val="VerbatimChar"/>
         </w:rPr>
-        <w:t xml:space="preserve">Facebook</w:t>
-      </w:r>
-      <w:r>
-        <w:t xml:space="preserve">,</w:t>
+        <w:t xml:space="preserve">20%</w:t>
+      </w:r>
+    </w:p>
+    <w:p>
+      <w:pPr>
+        <w:numPr>
+          <w:ilvl w:val="0"/>
+          <w:numId w:val="1036"/>
+        </w:numPr>
+        <w:pStyle w:val="Compact"/>
+      </w:pPr>
+      <w:r>
+        <w:t xml:space="preserve">Search-intent coverage:</w:t>
       </w:r>
       <w:r>
         <w:t xml:space="preserve"> </w:t>
@@ -2414,10 +2995,19 @@
         <w:rPr>
           <w:rStyle w:val="VerbatimChar"/>
         </w:rPr>
-        <w:t xml:space="preserve">Instagram</w:t>
-      </w:r>
-      <w:r>
-        <w:t xml:space="preserve">,</w:t>
+        <w:t xml:space="preserve">20%</w:t>
+      </w:r>
+    </w:p>
+    <w:p>
+      <w:pPr>
+        <w:numPr>
+          <w:ilvl w:val="0"/>
+          <w:numId w:val="1036"/>
+        </w:numPr>
+        <w:pStyle w:val="Compact"/>
+      </w:pPr>
+      <w:r>
+        <w:t xml:space="preserve">FAQ/question coverage:</w:t>
       </w:r>
       <w:r>
         <w:t xml:space="preserve"> </w:t>
@@ -2426,22 +3016,49 @@
         <w:rPr>
           <w:rStyle w:val="VerbatimChar"/>
         </w:rPr>
-        <w:t xml:space="preserve">YouTube</w:t>
-      </w:r>
-      <w:r>
-        <w:t xml:space="preserve">)</w:t>
-      </w:r>
-    </w:p>
-    <w:p>
-      <w:pPr>
-        <w:numPr>
-          <w:ilvl w:val="0"/>
-          <w:numId w:val="1033"/>
-        </w:numPr>
-        <w:pStyle w:val="Compact"/>
-      </w:pPr>
-      <w:r>
-        <w:t xml:space="preserve">rationale and confidence</w:t>
+        <w:t xml:space="preserve">15%</w:t>
+      </w:r>
+    </w:p>
+    <w:p>
+      <w:pPr>
+        <w:numPr>
+          <w:ilvl w:val="0"/>
+          <w:numId w:val="1036"/>
+        </w:numPr>
+        <w:pStyle w:val="Compact"/>
+      </w:pPr>
+      <w:r>
+        <w:t xml:space="preserve">Structured schema presence:</w:t>
+      </w:r>
+      <w:r>
+        <w:t xml:space="preserve"> </w:t>
+      </w:r>
+      <w:r>
+        <w:rPr>
+          <w:rStyle w:val="VerbatimChar"/>
+        </w:rPr>
+        <w:t xml:space="preserve">15%</w:t>
+      </w:r>
+    </w:p>
+    <w:p>
+      <w:pPr>
+        <w:numPr>
+          <w:ilvl w:val="0"/>
+          <w:numId w:val="1036"/>
+        </w:numPr>
+        <w:pStyle w:val="Compact"/>
+      </w:pPr>
+      <w:r>
+        <w:t xml:space="preserve">Freshness and update frequency:</w:t>
+      </w:r>
+      <w:r>
+        <w:t xml:space="preserve"> </w:t>
+      </w:r>
+      <w:r>
+        <w:rPr>
+          <w:rStyle w:val="VerbatimChar"/>
+        </w:rPr>
+        <w:t xml:space="preserve">10%</w:t>
       </w:r>
     </w:p>
     <w:p>
@@ -2449,6 +3066,312 @@
         <w:pStyle w:val="FirstParagraph"/>
       </w:pPr>
       <w:r>
+        <w:t xml:space="preserve">Interpretation:</w:t>
+      </w:r>
+    </w:p>
+    <w:p>
+      <w:pPr>
+        <w:numPr>
+          <w:ilvl w:val="0"/>
+          <w:numId w:val="1037"/>
+        </w:numPr>
+        <w:pStyle w:val="Compact"/>
+      </w:pPr>
+      <w:r>
+        <w:rPr>
+          <w:rStyle w:val="VerbatimChar"/>
+        </w:rPr>
+        <w:t xml:space="preserve">90–100</w:t>
+      </w:r>
+      <w:r>
+        <w:t xml:space="preserve">: strong semantic authority and local retrievability</w:t>
+      </w:r>
+    </w:p>
+    <w:p>
+      <w:pPr>
+        <w:numPr>
+          <w:ilvl w:val="0"/>
+          <w:numId w:val="1037"/>
+        </w:numPr>
+        <w:pStyle w:val="Compact"/>
+      </w:pPr>
+      <w:r>
+        <w:rPr>
+          <w:rStyle w:val="VerbatimChar"/>
+        </w:rPr>
+        <w:t xml:space="preserve">70–89</w:t>
+      </w:r>
+      <w:r>
+        <w:t xml:space="preserve">: good discoverability with identifiable gaps</w:t>
+      </w:r>
+    </w:p>
+    <w:p>
+      <w:pPr>
+        <w:numPr>
+          <w:ilvl w:val="0"/>
+          <w:numId w:val="1037"/>
+        </w:numPr>
+        <w:pStyle w:val="Compact"/>
+      </w:pPr>
+      <w:r>
+        <w:rPr>
+          <w:rStyle w:val="VerbatimChar"/>
+        </w:rPr>
+        <w:t xml:space="preserve">50–69</w:t>
+      </w:r>
+      <w:r>
+        <w:t xml:space="preserve">: moderate discoverability with major missing intent coverage</w:t>
+      </w:r>
+    </w:p>
+    <w:p>
+      <w:pPr>
+        <w:numPr>
+          <w:ilvl w:val="0"/>
+          <w:numId w:val="1037"/>
+        </w:numPr>
+        <w:pStyle w:val="Compact"/>
+      </w:pPr>
+      <w:r>
+        <w:rPr>
+          <w:rStyle w:val="VerbatimChar"/>
+        </w:rPr>
+        <w:t xml:space="preserve">below 50</w:t>
+      </w:r>
+      <w:r>
+        <w:t xml:space="preserve">: weak AI/search clarity and inconsistent retrieval signals</w:t>
+      </w:r>
+    </w:p>
+    <w:bookmarkEnd w:id="38"/>
+    <w:bookmarkStart w:id="39" w:name="search-intent-coverage"/>
+    <w:p>
+      <w:pPr>
+        <w:pStyle w:val="Heading3"/>
+      </w:pPr>
+      <w:r>
+        <w:t xml:space="preserve">Search Intent Coverage</w:t>
+      </w:r>
+    </w:p>
+    <w:p>
+      <w:pPr>
+        <w:pStyle w:val="FirstParagraph"/>
+      </w:pPr>
+      <w:r>
+        <w:t xml:space="preserve">Track whether the site directly supports high-intent local food queries such as:</w:t>
+      </w:r>
+    </w:p>
+    <w:p>
+      <w:pPr>
+        <w:numPr>
+          <w:ilvl w:val="0"/>
+          <w:numId w:val="1038"/>
+        </w:numPr>
+        <w:pStyle w:val="Compact"/>
+      </w:pPr>
+      <w:r>
+        <w:t xml:space="preserve">pasture-raised eggs Portland</w:t>
+      </w:r>
+    </w:p>
+    <w:p>
+      <w:pPr>
+        <w:numPr>
+          <w:ilvl w:val="0"/>
+          <w:numId w:val="1038"/>
+        </w:numPr>
+        <w:pStyle w:val="Compact"/>
+      </w:pPr>
+      <w:r>
+        <w:t xml:space="preserve">grass-fed beef Salem</w:t>
+      </w:r>
+    </w:p>
+    <w:p>
+      <w:pPr>
+        <w:numPr>
+          <w:ilvl w:val="0"/>
+          <w:numId w:val="1038"/>
+        </w:numPr>
+        <w:pStyle w:val="Compact"/>
+      </w:pPr>
+      <w:r>
+        <w:t xml:space="preserve">local meat CSA Eugene</w:t>
+      </w:r>
+    </w:p>
+    <w:p>
+      <w:pPr>
+        <w:numPr>
+          <w:ilvl w:val="0"/>
+          <w:numId w:val="1038"/>
+        </w:numPr>
+        <w:pStyle w:val="Compact"/>
+      </w:pPr>
+      <w:r>
+        <w:t xml:space="preserve">regenerative farm food Corvallis</w:t>
+      </w:r>
+    </w:p>
+    <w:p>
+      <w:pPr>
+        <w:pStyle w:val="FirstParagraph"/>
+      </w:pPr>
+      <w:r>
+        <w:t xml:space="preserve">The goal is to identify semantic gaps and opportunities.</w:t>
+      </w:r>
+    </w:p>
+    <w:bookmarkEnd w:id="39"/>
+    <w:bookmarkStart w:id="40" w:name="structured-data-audit"/>
+    <w:p>
+      <w:pPr>
+        <w:pStyle w:val="Heading3"/>
+      </w:pPr>
+      <w:r>
+        <w:t xml:space="preserve">Structured Data Audit</w:t>
+      </w:r>
+    </w:p>
+    <w:p>
+      <w:pPr>
+        <w:pStyle w:val="FirstParagraph"/>
+      </w:pPr>
+      <w:r>
+        <w:t xml:space="preserve">Detect and score:</w:t>
+      </w:r>
+    </w:p>
+    <w:p>
+      <w:pPr>
+        <w:numPr>
+          <w:ilvl w:val="0"/>
+          <w:numId w:val="1039"/>
+        </w:numPr>
+        <w:pStyle w:val="Compact"/>
+      </w:pPr>
+      <w:r>
+        <w:t xml:space="preserve">LocalBusiness schema</w:t>
+      </w:r>
+    </w:p>
+    <w:p>
+      <w:pPr>
+        <w:numPr>
+          <w:ilvl w:val="0"/>
+          <w:numId w:val="1039"/>
+        </w:numPr>
+        <w:pStyle w:val="Compact"/>
+      </w:pPr>
+      <w:r>
+        <w:t xml:space="preserve">Product schema</w:t>
+      </w:r>
+    </w:p>
+    <w:p>
+      <w:pPr>
+        <w:numPr>
+          <w:ilvl w:val="0"/>
+          <w:numId w:val="1039"/>
+        </w:numPr>
+        <w:pStyle w:val="Compact"/>
+      </w:pPr>
+      <w:r>
+        <w:t xml:space="preserve">FAQ schema</w:t>
+      </w:r>
+    </w:p>
+    <w:p>
+      <w:pPr>
+        <w:numPr>
+          <w:ilvl w:val="0"/>
+          <w:numId w:val="1039"/>
+        </w:numPr>
+        <w:pStyle w:val="Compact"/>
+      </w:pPr>
+      <w:r>
+        <w:t xml:space="preserve">Organization schema</w:t>
+      </w:r>
+    </w:p>
+    <w:p>
+      <w:pPr>
+        <w:numPr>
+          <w:ilvl w:val="0"/>
+          <w:numId w:val="1039"/>
+        </w:numPr>
+        <w:pStyle w:val="Compact"/>
+      </w:pPr>
+      <w:r>
+        <w:t xml:space="preserve">Breadcrumb schema</w:t>
+      </w:r>
+    </w:p>
+    <w:p>
+      <w:pPr>
+        <w:pStyle w:val="FirstParagraph"/>
+      </w:pPr>
+      <w:r>
+        <w:t xml:space="preserve">Identify:</w:t>
+      </w:r>
+    </w:p>
+    <w:p>
+      <w:pPr>
+        <w:numPr>
+          <w:ilvl w:val="0"/>
+          <w:numId w:val="1040"/>
+        </w:numPr>
+        <w:pStyle w:val="Compact"/>
+      </w:pPr>
+      <w:r>
+        <w:t xml:space="preserve">missing schema</w:t>
+      </w:r>
+    </w:p>
+    <w:p>
+      <w:pPr>
+        <w:numPr>
+          <w:ilvl w:val="0"/>
+          <w:numId w:val="1040"/>
+        </w:numPr>
+        <w:pStyle w:val="Compact"/>
+      </w:pPr>
+      <w:r>
+        <w:t xml:space="preserve">malformed schema</w:t>
+      </w:r>
+    </w:p>
+    <w:p>
+      <w:pPr>
+        <w:numPr>
+          <w:ilvl w:val="0"/>
+          <w:numId w:val="1040"/>
+        </w:numPr>
+        <w:pStyle w:val="Compact"/>
+      </w:pPr>
+      <w:r>
+        <w:t xml:space="preserve">inconsistent entity naming</w:t>
+      </w:r>
+    </w:p>
+    <w:p>
+      <w:pPr>
+        <w:numPr>
+          <w:ilvl w:val="0"/>
+          <w:numId w:val="1040"/>
+        </w:numPr>
+        <w:pStyle w:val="Compact"/>
+      </w:pPr>
+      <w:r>
+        <w:t xml:space="preserve">missing geographic or service-area information</w:t>
+      </w:r>
+    </w:p>
+    <w:bookmarkEnd w:id="40"/>
+    <w:bookmarkStart w:id="41" w:name="faq-and-answer-engine-optimization"/>
+    <w:p>
+      <w:pPr>
+        <w:pStyle w:val="Heading3"/>
+      </w:pPr>
+      <w:r>
+        <w:t xml:space="preserve">FAQ and Answer-Engine Optimization</w:t>
+      </w:r>
+    </w:p>
+    <w:p>
+      <w:pPr>
+        <w:pStyle w:val="FirstParagraph"/>
+      </w:pPr>
+      <w:r>
+        <w:t xml:space="preserve">Score whether pages contain direct question-and-answer formats likely to perform well in AI retrieval systems.</w:t>
+      </w:r>
+    </w:p>
+    <w:p>
+      <w:pPr>
+        <w:pStyle w:val="BodyText"/>
+      </w:pPr>
+      <w:r>
         <w:t xml:space="preserve">Examples:</w:t>
       </w:r>
     </w:p>
@@ -2456,40 +3379,48 @@
       <w:pPr>
         <w:numPr>
           <w:ilvl w:val="0"/>
-          <w:numId w:val="1034"/>
-        </w:numPr>
-        <w:pStyle w:val="Compact"/>
-      </w:pPr>
-      <w:r>
-        <w:t xml:space="preserve">Promote Salem through Facebook and Google because local conversion is low but service coverage exists.</w:t>
-      </w:r>
-    </w:p>
-    <w:p>
-      <w:pPr>
-        <w:numPr>
-          <w:ilvl w:val="0"/>
-          <w:numId w:val="1034"/>
-        </w:numPr>
-        <w:pStyle w:val="Compact"/>
-      </w:pPr>
-      <w:r>
-        <w:t xml:space="preserve">Use FFCSA for cooking-focused content tied to a subscription push.</w:t>
-      </w:r>
-    </w:p>
-    <w:p>
-      <w:pPr>
-        <w:numPr>
-          <w:ilvl w:val="0"/>
-          <w:numId w:val="1034"/>
-        </w:numPr>
-        <w:pStyle w:val="Compact"/>
-      </w:pPr>
-      <w:r>
-        <w:t xml:space="preserve">Use DFF to support YouTube long-form farming education and route conversion traffic through FFCSA.</w:t>
-      </w:r>
-    </w:p>
-    <w:bookmarkEnd w:id="37"/>
-    <w:bookmarkStart w:id="38" w:name="openais-role"/>
+          <w:numId w:val="1041"/>
+        </w:numPr>
+        <w:pStyle w:val="Compact"/>
+      </w:pPr>
+      <w:r>
+        <w:t xml:space="preserve">Where can I buy pasture-raised eggs near Portland?</w:t>
+      </w:r>
+    </w:p>
+    <w:p>
+      <w:pPr>
+        <w:numPr>
+          <w:ilvl w:val="0"/>
+          <w:numId w:val="1041"/>
+        </w:numPr>
+        <w:pStyle w:val="Compact"/>
+      </w:pPr>
+      <w:r>
+        <w:t xml:space="preserve">How does a meat CSA work?</w:t>
+      </w:r>
+    </w:p>
+    <w:p>
+      <w:pPr>
+        <w:numPr>
+          <w:ilvl w:val="0"/>
+          <w:numId w:val="1041"/>
+        </w:numPr>
+        <w:pStyle w:val="Compact"/>
+      </w:pPr>
+      <w:r>
+        <w:t xml:space="preserve">Does Deck Family Farm deliver to Salem?</w:t>
+      </w:r>
+    </w:p>
+    <w:p>
+      <w:pPr>
+        <w:pStyle w:val="FirstParagraph"/>
+      </w:pPr>
+      <w:r>
+        <w:t xml:space="preserve">Recommend missing FAQ opportunities.</w:t>
+      </w:r>
+    </w:p>
+    <w:bookmarkEnd w:id="41"/>
+    <w:bookmarkStart w:id="42" w:name="openais-role"/>
     <w:p>
       <w:pPr>
         <w:pStyle w:val="Heading3"/>
@@ -2510,7 +3441,7 @@
       <w:pPr>
         <w:numPr>
           <w:ilvl w:val="0"/>
-          <w:numId w:val="1035"/>
+          <w:numId w:val="1042"/>
         </w:numPr>
         <w:pStyle w:val="Compact"/>
       </w:pPr>
@@ -2522,19 +3453,19 @@
       <w:pPr>
         <w:numPr>
           <w:ilvl w:val="0"/>
-          <w:numId w:val="1035"/>
-        </w:numPr>
-        <w:pStyle w:val="Compact"/>
-      </w:pPr>
-      <w:r>
-        <w:t xml:space="preserve">content/topic suggestions</w:t>
-      </w:r>
-    </w:p>
-    <w:p>
-      <w:pPr>
-        <w:numPr>
-          <w:ilvl w:val="0"/>
-          <w:numId w:val="1035"/>
+          <w:numId w:val="1042"/>
+        </w:numPr>
+        <w:pStyle w:val="Compact"/>
+      </w:pPr>
+      <w:r>
+        <w:t xml:space="preserve">content and topic suggestions</w:t>
+      </w:r>
+    </w:p>
+    <w:p>
+      <w:pPr>
+        <w:numPr>
+          <w:ilvl w:val="0"/>
+          <w:numId w:val="1042"/>
         </w:numPr>
         <w:pStyle w:val="Compact"/>
       </w:pPr>
@@ -2546,24 +3477,84 @@
       <w:pPr>
         <w:numPr>
           <w:ilvl w:val="0"/>
-          <w:numId w:val="1035"/>
-        </w:numPr>
-        <w:pStyle w:val="Compact"/>
-      </w:pPr>
-      <w:r>
-        <w:t xml:space="preserve">caption/CTA/ad-copy drafting</w:t>
-      </w:r>
-    </w:p>
-    <w:p>
-      <w:pPr>
-        <w:numPr>
-          <w:ilvl w:val="0"/>
-          <w:numId w:val="1035"/>
-        </w:numPr>
-        <w:pStyle w:val="Compact"/>
-      </w:pPr>
-      <w:r>
-        <w:t xml:space="preserve">reasoning summaries for proposed campaigns</w:t>
+          <w:numId w:val="1042"/>
+        </w:numPr>
+        <w:pStyle w:val="Compact"/>
+      </w:pPr>
+      <w:r>
+        <w:t xml:space="preserve">caption, CTA, and ad-copy drafting</w:t>
+      </w:r>
+    </w:p>
+    <w:p>
+      <w:pPr>
+        <w:numPr>
+          <w:ilvl w:val="0"/>
+          <w:numId w:val="1042"/>
+        </w:numPr>
+        <w:pStyle w:val="Compact"/>
+      </w:pPr>
+      <w:r>
+        <w:t xml:space="preserve">semantic clarity evaluation</w:t>
+      </w:r>
+    </w:p>
+    <w:p>
+      <w:pPr>
+        <w:numPr>
+          <w:ilvl w:val="0"/>
+          <w:numId w:val="1042"/>
+        </w:numPr>
+        <w:pStyle w:val="Compact"/>
+      </w:pPr>
+      <w:r>
+        <w:t xml:space="preserve">retrieval-confidence estimation</w:t>
+      </w:r>
+    </w:p>
+    <w:p>
+      <w:pPr>
+        <w:numPr>
+          <w:ilvl w:val="0"/>
+          <w:numId w:val="1042"/>
+        </w:numPr>
+        <w:pStyle w:val="Compact"/>
+      </w:pPr>
+      <w:r>
+        <w:t xml:space="preserve">missing-intent analysis</w:t>
+      </w:r>
+    </w:p>
+    <w:p>
+      <w:pPr>
+        <w:numPr>
+          <w:ilvl w:val="0"/>
+          <w:numId w:val="1042"/>
+        </w:numPr>
+        <w:pStyle w:val="Compact"/>
+      </w:pPr>
+      <w:r>
+        <w:t xml:space="preserve">suggested FAQ generation</w:t>
+      </w:r>
+    </w:p>
+    <w:p>
+      <w:pPr>
+        <w:numPr>
+          <w:ilvl w:val="0"/>
+          <w:numId w:val="1042"/>
+        </w:numPr>
+        <w:pStyle w:val="Compact"/>
+      </w:pPr>
+      <w:r>
+        <w:t xml:space="preserve">page improvement recommendations</w:t>
+      </w:r>
+    </w:p>
+    <w:p>
+      <w:pPr>
+        <w:numPr>
+          <w:ilvl w:val="0"/>
+          <w:numId w:val="1042"/>
+        </w:numPr>
+        <w:pStyle w:val="Compact"/>
+      </w:pPr>
+      <w:r>
+        <w:t xml:space="preserve">AI visibility summaries</w:t>
       </w:r>
     </w:p>
     <w:p>
@@ -2571,6 +3562,74 @@
         <w:pStyle w:val="FirstParagraph"/>
       </w:pPr>
       <w:r>
+        <w:t xml:space="preserve">Prompt design philosophy:</w:t>
+      </w:r>
+    </w:p>
+    <w:p>
+      <w:pPr>
+        <w:numPr>
+          <w:ilvl w:val="0"/>
+          <w:numId w:val="1043"/>
+        </w:numPr>
+        <w:pStyle w:val="Compact"/>
+      </w:pPr>
+      <w:r>
+        <w:t xml:space="preserve">deterministic inputs first, AI interpretation second</w:t>
+      </w:r>
+    </w:p>
+    <w:p>
+      <w:pPr>
+        <w:numPr>
+          <w:ilvl w:val="0"/>
+          <w:numId w:val="1043"/>
+        </w:numPr>
+        <w:pStyle w:val="Compact"/>
+      </w:pPr>
+      <w:r>
+        <w:t xml:space="preserve">prompts should receive structured business facts, scores, gaps, and constraints rather than raw unbounded site dumps</w:t>
+      </w:r>
+    </w:p>
+    <w:p>
+      <w:pPr>
+        <w:numPr>
+          <w:ilvl w:val="0"/>
+          <w:numId w:val="1043"/>
+        </w:numPr>
+        <w:pStyle w:val="Compact"/>
+      </w:pPr>
+      <w:r>
+        <w:t xml:space="preserve">outputs should be short, explainable, and reviewable by a farm operator</w:t>
+      </w:r>
+    </w:p>
+    <w:p>
+      <w:pPr>
+        <w:numPr>
+          <w:ilvl w:val="0"/>
+          <w:numId w:val="1043"/>
+        </w:numPr>
+        <w:pStyle w:val="Compact"/>
+      </w:pPr>
+      <w:r>
+        <w:t xml:space="preserve">recommendations should always include the facts or scoring signals that led to the suggestion</w:t>
+      </w:r>
+    </w:p>
+    <w:p>
+      <w:pPr>
+        <w:numPr>
+          <w:ilvl w:val="0"/>
+          <w:numId w:val="1043"/>
+        </w:numPr>
+        <w:pStyle w:val="Compact"/>
+      </w:pPr>
+      <w:r>
+        <w:t xml:space="preserve">prompts should favor transparent reasoning over creative novelty when generating operational recommendations</w:t>
+      </w:r>
+    </w:p>
+    <w:p>
+      <w:pPr>
+        <w:pStyle w:val="FirstParagraph"/>
+      </w:pPr>
+      <w:r>
         <w:t xml:space="preserve">OpenAI should not initially be used for:</w:t>
       </w:r>
     </w:p>
@@ -2578,19 +3637,31 @@
       <w:pPr>
         <w:numPr>
           <w:ilvl w:val="0"/>
-          <w:numId w:val="1036"/>
-        </w:numPr>
-        <w:pStyle w:val="Compact"/>
-      </w:pPr>
-      <w:r>
-        <w:t xml:space="preserve">automatic publishing</w:t>
-      </w:r>
-    </w:p>
-    <w:p>
-      <w:pPr>
-        <w:numPr>
-          <w:ilvl w:val="0"/>
-          <w:numId w:val="1036"/>
+          <w:numId w:val="1044"/>
+        </w:numPr>
+        <w:pStyle w:val="Compact"/>
+      </w:pPr>
+      <w:r>
+        <w:t xml:space="preserve">autonomous page editing</w:t>
+      </w:r>
+    </w:p>
+    <w:p>
+      <w:pPr>
+        <w:numPr>
+          <w:ilvl w:val="0"/>
+          <w:numId w:val="1044"/>
+        </w:numPr>
+        <w:pStyle w:val="Compact"/>
+      </w:pPr>
+      <w:r>
+        <w:t xml:space="preserve">autonomous publishing</w:t>
+      </w:r>
+    </w:p>
+    <w:p>
+      <w:pPr>
+        <w:numPr>
+          <w:ilvl w:val="0"/>
+          <w:numId w:val="1044"/>
         </w:numPr>
         <w:pStyle w:val="Compact"/>
       </w:pPr>
@@ -2602,19 +3673,19 @@
       <w:pPr>
         <w:numPr>
           <w:ilvl w:val="0"/>
-          <w:numId w:val="1036"/>
-        </w:numPr>
-        <w:pStyle w:val="Compact"/>
-      </w:pPr>
-      <w:r>
-        <w:t xml:space="preserve">pricing/inventory changes</w:t>
-      </w:r>
-    </w:p>
-    <w:p>
-      <w:pPr>
-        <w:numPr>
-          <w:ilvl w:val="0"/>
-          <w:numId w:val="1036"/>
+          <w:numId w:val="1044"/>
+        </w:numPr>
+        <w:pStyle w:val="Compact"/>
+      </w:pPr>
+      <w:r>
+        <w:t xml:space="preserve">pricing or inventory changes</w:t>
+      </w:r>
+    </w:p>
+    <w:p>
+      <w:pPr>
+        <w:numPr>
+          <w:ilvl w:val="0"/>
+          <w:numId w:val="1044"/>
         </w:numPr>
         <w:pStyle w:val="Compact"/>
       </w:pPr>
@@ -2622,8 +3693,20 @@
         <w:t xml:space="preserve">replacing deterministic reporting SQL</w:t>
       </w:r>
     </w:p>
-    <w:bookmarkEnd w:id="38"/>
-    <w:bookmarkStart w:id="42" w:name="build-sequence"/>
+    <w:p>
+      <w:pPr>
+        <w:numPr>
+          <w:ilvl w:val="0"/>
+          <w:numId w:val="1044"/>
+        </w:numPr>
+        <w:pStyle w:val="Compact"/>
+      </w:pPr>
+      <w:r>
+        <w:t xml:space="preserve">silent SEO manipulation</w:t>
+      </w:r>
+    </w:p>
+    <w:bookmarkEnd w:id="42"/>
+    <w:bookmarkStart w:id="48" w:name="build-sequence"/>
     <w:p>
       <w:pPr>
         <w:pStyle w:val="Heading3"/>
@@ -2632,7 +3715,7 @@
         <w:t xml:space="preserve">Build Sequence</w:t>
       </w:r>
     </w:p>
-    <w:bookmarkStart w:id="39" w:name="phase-1"/>
+    <w:bookmarkStart w:id="43" w:name="phase-1"/>
     <w:p>
       <w:pPr>
         <w:pStyle w:val="Heading4"/>
@@ -2645,7 +3728,7 @@
       <w:pPr>
         <w:numPr>
           <w:ilvl w:val="0"/>
-          <w:numId w:val="1037"/>
+          <w:numId w:val="1045"/>
         </w:numPr>
         <w:pStyle w:val="Compact"/>
       </w:pPr>
@@ -2657,7 +3740,7 @@
       <w:pPr>
         <w:numPr>
           <w:ilvl w:val="0"/>
-          <w:numId w:val="1037"/>
+          <w:numId w:val="1045"/>
         </w:numPr>
         <w:pStyle w:val="Compact"/>
       </w:pPr>
@@ -2669,7 +3752,7 @@
       <w:pPr>
         <w:numPr>
           <w:ilvl w:val="0"/>
-          <w:numId w:val="1037"/>
+          <w:numId w:val="1045"/>
         </w:numPr>
         <w:pStyle w:val="Compact"/>
       </w:pPr>
@@ -2681,7 +3764,7 @@
       <w:pPr>
         <w:numPr>
           <w:ilvl w:val="0"/>
-          <w:numId w:val="1037"/>
+          <w:numId w:val="1045"/>
         </w:numPr>
         <w:pStyle w:val="Compact"/>
       </w:pPr>
@@ -2693,7 +3776,7 @@
       <w:pPr>
         <w:numPr>
           <w:ilvl w:val="0"/>
-          <w:numId w:val="1037"/>
+          <w:numId w:val="1045"/>
         </w:numPr>
         <w:pStyle w:val="Compact"/>
       </w:pPr>
@@ -2705,7 +3788,7 @@
       <w:pPr>
         <w:numPr>
           <w:ilvl w:val="0"/>
-          <w:numId w:val="1037"/>
+          <w:numId w:val="1045"/>
         </w:numPr>
         <w:pStyle w:val="Compact"/>
       </w:pPr>
@@ -2713,8 +3796,8 @@
         <w:t xml:space="preserve">guided link generator</w:t>
       </w:r>
     </w:p>
-    <w:bookmarkEnd w:id="39"/>
-    <w:bookmarkStart w:id="40" w:name="phase-2"/>
+    <w:bookmarkEnd w:id="43"/>
+    <w:bookmarkStart w:id="44" w:name="phase-2"/>
     <w:p>
       <w:pPr>
         <w:pStyle w:val="Heading4"/>
@@ -2727,7 +3810,7 @@
       <w:pPr>
         <w:numPr>
           <w:ilvl w:val="0"/>
-          <w:numId w:val="1038"/>
+          <w:numId w:val="1046"/>
         </w:numPr>
         <w:pStyle w:val="Compact"/>
       </w:pPr>
@@ -2739,7 +3822,7 @@
       <w:pPr>
         <w:numPr>
           <w:ilvl w:val="0"/>
-          <w:numId w:val="1038"/>
+          <w:numId w:val="1046"/>
         </w:numPr>
         <w:pStyle w:val="Compact"/>
       </w:pPr>
@@ -2751,7 +3834,7 @@
       <w:pPr>
         <w:numPr>
           <w:ilvl w:val="0"/>
-          <w:numId w:val="1038"/>
+          <w:numId w:val="1046"/>
         </w:numPr>
         <w:pStyle w:val="Compact"/>
       </w:pPr>
@@ -2763,7 +3846,7 @@
       <w:pPr>
         <w:numPr>
           <w:ilvl w:val="0"/>
-          <w:numId w:val="1038"/>
+          <w:numId w:val="1046"/>
         </w:numPr>
         <w:pStyle w:val="Compact"/>
       </w:pPr>
@@ -2775,7 +3858,7 @@
       <w:pPr>
         <w:numPr>
           <w:ilvl w:val="0"/>
-          <w:numId w:val="1038"/>
+          <w:numId w:val="1046"/>
         </w:numPr>
         <w:pStyle w:val="Compact"/>
       </w:pPr>
@@ -2783,13 +3866,95 @@
         <w:t xml:space="preserve">spend tracking</w:t>
       </w:r>
     </w:p>
-    <w:bookmarkEnd w:id="40"/>
-    <w:bookmarkStart w:id="41" w:name="phase-3"/>
+    <w:bookmarkEnd w:id="44"/>
+    <w:bookmarkStart w:id="45" w:name="phase-2a"/>
     <w:p>
       <w:pPr>
         <w:pStyle w:val="Heading4"/>
       </w:pPr>
       <w:r>
+        <w:t xml:space="preserve">Phase 2A</w:t>
+      </w:r>
+    </w:p>
+    <w:p>
+      <w:pPr>
+        <w:numPr>
+          <w:ilvl w:val="0"/>
+          <w:numId w:val="1047"/>
+        </w:numPr>
+        <w:pStyle w:val="Compact"/>
+      </w:pPr>
+      <w:r>
+        <w:t xml:space="preserve">internal crawler</w:t>
+      </w:r>
+    </w:p>
+    <w:p>
+      <w:pPr>
+        <w:numPr>
+          <w:ilvl w:val="0"/>
+          <w:numId w:val="1047"/>
+        </w:numPr>
+        <w:pStyle w:val="Compact"/>
+      </w:pPr>
+      <w:r>
+        <w:t xml:space="preserve">page extraction</w:t>
+      </w:r>
+    </w:p>
+    <w:p>
+      <w:pPr>
+        <w:numPr>
+          <w:ilvl w:val="0"/>
+          <w:numId w:val="1047"/>
+        </w:numPr>
+        <w:pStyle w:val="Compact"/>
+      </w:pPr>
+      <w:r>
+        <w:t xml:space="preserve">deterministic semantic scoring</w:t>
+      </w:r>
+    </w:p>
+    <w:p>
+      <w:pPr>
+        <w:numPr>
+          <w:ilvl w:val="0"/>
+          <w:numId w:val="1047"/>
+        </w:numPr>
+        <w:pStyle w:val="Compact"/>
+      </w:pPr>
+      <w:r>
+        <w:t xml:space="preserve">AI visibility dashboard</w:t>
+      </w:r>
+    </w:p>
+    <w:p>
+      <w:pPr>
+        <w:numPr>
+          <w:ilvl w:val="0"/>
+          <w:numId w:val="1047"/>
+        </w:numPr>
+        <w:pStyle w:val="Compact"/>
+      </w:pPr>
+      <w:r>
+        <w:t xml:space="preserve">structured-schema audit</w:t>
+      </w:r>
+    </w:p>
+    <w:p>
+      <w:pPr>
+        <w:numPr>
+          <w:ilvl w:val="0"/>
+          <w:numId w:val="1047"/>
+        </w:numPr>
+        <w:pStyle w:val="Compact"/>
+      </w:pPr>
+      <w:r>
+        <w:t xml:space="preserve">search-intent coverage maps</w:t>
+      </w:r>
+    </w:p>
+    <w:bookmarkEnd w:id="45"/>
+    <w:bookmarkStart w:id="46" w:name="phase-3"/>
+    <w:p>
+      <w:pPr>
+        <w:pStyle w:val="Heading4"/>
+      </w:pPr>
+      <w:r>
         <w:t xml:space="preserve">Phase 3</w:t>
       </w:r>
     </w:p>
@@ -2797,19 +3962,19 @@
       <w:pPr>
         <w:numPr>
           <w:ilvl w:val="0"/>
-          <w:numId w:val="1039"/>
-        </w:numPr>
-        <w:pStyle w:val="Compact"/>
-      </w:pPr>
-      <w:r>
-        <w:t xml:space="preserve">recommendation engine</w:t>
-      </w:r>
-    </w:p>
-    <w:p>
-      <w:pPr>
-        <w:numPr>
-          <w:ilvl w:val="0"/>
-          <w:numId w:val="1039"/>
+          <w:numId w:val="1048"/>
+        </w:numPr>
+        <w:pStyle w:val="Compact"/>
+      </w:pPr>
+      <w:r>
+        <w:t xml:space="preserve">recommendation engine for campaigns</w:t>
+      </w:r>
+    </w:p>
+    <w:p>
+      <w:pPr>
+        <w:numPr>
+          <w:ilvl w:val="0"/>
+          <w:numId w:val="1048"/>
         </w:numPr>
         <w:pStyle w:val="Compact"/>
       </w:pPr>
@@ -2821,7 +3986,7 @@
       <w:pPr>
         <w:numPr>
           <w:ilvl w:val="0"/>
-          <w:numId w:val="1039"/>
+          <w:numId w:val="1048"/>
         </w:numPr>
         <w:pStyle w:val="Compact"/>
       </w:pPr>
@@ -2833,7 +3998,7 @@
       <w:pPr>
         <w:numPr>
           <w:ilvl w:val="0"/>
-          <w:numId w:val="1039"/>
+          <w:numId w:val="1048"/>
         </w:numPr>
         <w:pStyle w:val="Compact"/>
       </w:pPr>
@@ -2845,23 +4010,105 @@
       <w:pPr>
         <w:numPr>
           <w:ilvl w:val="0"/>
-          <w:numId w:val="1039"/>
-        </w:numPr>
-        <w:pStyle w:val="Compact"/>
-      </w:pPr>
-      <w:r>
-        <w:t xml:space="preserve">channel/account guidance</w:t>
-      </w:r>
-    </w:p>
-    <w:bookmarkEnd w:id="41"/>
-    <w:bookmarkEnd w:id="42"/>
-    <w:bookmarkStart w:id="43" w:name="codebase-fit"/>
+          <w:numId w:val="1048"/>
+        </w:numPr>
+        <w:pStyle w:val="Compact"/>
+      </w:pPr>
+      <w:r>
+        <w:t xml:space="preserve">channel and message-focus guidance</w:t>
+      </w:r>
+    </w:p>
+    <w:bookmarkEnd w:id="46"/>
+    <w:bookmarkStart w:id="47" w:name="phase-3a"/>
+    <w:p>
+      <w:pPr>
+        <w:pStyle w:val="Heading4"/>
+      </w:pPr>
+      <w:r>
+        <w:t xml:space="preserve">Phase 3A</w:t>
+      </w:r>
+    </w:p>
+    <w:p>
+      <w:pPr>
+        <w:numPr>
+          <w:ilvl w:val="0"/>
+          <w:numId w:val="1049"/>
+        </w:numPr>
+        <w:pStyle w:val="Compact"/>
+      </w:pPr>
+      <w:r>
+        <w:t xml:space="preserve">OpenAI recommendation engine for discoverability</w:t>
+      </w:r>
+    </w:p>
+    <w:p>
+      <w:pPr>
+        <w:numPr>
+          <w:ilvl w:val="0"/>
+          <w:numId w:val="1049"/>
+        </w:numPr>
+        <w:pStyle w:val="Compact"/>
+      </w:pPr>
+      <w:r>
+        <w:t xml:space="preserve">historical AI visibility tracking</w:t>
+      </w:r>
+    </w:p>
+    <w:p>
+      <w:pPr>
+        <w:numPr>
+          <w:ilvl w:val="0"/>
+          <w:numId w:val="1049"/>
+        </w:numPr>
+        <w:pStyle w:val="Compact"/>
+      </w:pPr>
+      <w:r>
+        <w:t xml:space="preserve">retrieval-confidence comparisons</w:t>
+      </w:r>
+    </w:p>
+    <w:p>
+      <w:pPr>
+        <w:numPr>
+          <w:ilvl w:val="0"/>
+          <w:numId w:val="1049"/>
+        </w:numPr>
+        <w:pStyle w:val="Compact"/>
+      </w:pPr>
+      <w:r>
+        <w:t xml:space="preserve">location-specific discoverability analysis</w:t>
+      </w:r>
+    </w:p>
+    <w:p>
+      <w:pPr>
+        <w:numPr>
+          <w:ilvl w:val="0"/>
+          <w:numId w:val="1049"/>
+        </w:numPr>
+        <w:pStyle w:val="Compact"/>
+      </w:pPr>
+      <w:r>
+        <w:t xml:space="preserve">semantic trend monitoring</w:t>
+      </w:r>
+    </w:p>
+    <w:p>
+      <w:pPr>
+        <w:numPr>
+          <w:ilvl w:val="0"/>
+          <w:numId w:val="1049"/>
+        </w:numPr>
+        <w:pStyle w:val="Compact"/>
+      </w:pPr>
+      <w:r>
+        <w:t xml:space="preserve">automated admin alerts for weak coverage areas</w:t>
+      </w:r>
+    </w:p>
+    <w:bookmarkEnd w:id="47"/>
+    <w:bookmarkEnd w:id="48"/>
+    <w:bookmarkStart w:id="49" w:name="architectural-discipline"/>
     <w:p>
       <w:pPr>
         <w:pStyle w:val="Heading3"/>
       </w:pPr>
       <w:r>
-        <w:t xml:space="preserve">Codebase Fit</w:t>
+        <w:t xml:space="preserve">Architectural Discipline</w:t>
       </w:r>
     </w:p>
     <w:p>
@@ -2869,14 +4116,94 @@
         <w:pStyle w:val="FirstParagraph"/>
       </w:pPr>
       <w:r>
-        <w:t xml:space="preserve">This belongs in CSA Store because the app already contains:</w:t>
-      </w:r>
-    </w:p>
-    <w:p>
-      <w:pPr>
-        <w:numPr>
-          <w:ilvl w:val="0"/>
-          <w:numId w:val="1040"/>
+        <w:t xml:space="preserve">This subsystem should follow the same design discipline as the rest of CSA Store:</w:t>
+      </w:r>
+    </w:p>
+    <w:p>
+      <w:pPr>
+        <w:numPr>
+          <w:ilvl w:val="0"/>
+          <w:numId w:val="1050"/>
+        </w:numPr>
+        <w:pStyle w:val="Compact"/>
+      </w:pPr>
+      <w:r>
+        <w:t xml:space="preserve">deterministic scoring first</w:t>
+      </w:r>
+    </w:p>
+    <w:p>
+      <w:pPr>
+        <w:numPr>
+          <w:ilvl w:val="0"/>
+          <w:numId w:val="1050"/>
+        </w:numPr>
+        <w:pStyle w:val="Compact"/>
+      </w:pPr>
+      <w:r>
+        <w:t xml:space="preserve">local reporting tables</w:t>
+      </w:r>
+    </w:p>
+    <w:p>
+      <w:pPr>
+        <w:numPr>
+          <w:ilvl w:val="0"/>
+          <w:numId w:val="1050"/>
+        </w:numPr>
+        <w:pStyle w:val="Compact"/>
+      </w:pPr>
+      <w:r>
+        <w:t xml:space="preserve">explicit admin review</w:t>
+      </w:r>
+    </w:p>
+    <w:p>
+      <w:pPr>
+        <w:numPr>
+          <w:ilvl w:val="0"/>
+          <w:numId w:val="1050"/>
+        </w:numPr>
+        <w:pStyle w:val="Compact"/>
+      </w:pPr>
+      <w:r>
+        <w:t xml:space="preserve">AI used for recommendations and interpretation</w:t>
+      </w:r>
+    </w:p>
+    <w:p>
+      <w:pPr>
+        <w:numPr>
+          <w:ilvl w:val="0"/>
+          <w:numId w:val="1050"/>
+        </w:numPr>
+        <w:pStyle w:val="Compact"/>
+      </w:pPr>
+      <w:r>
+        <w:t xml:space="preserve">no silent automated publishing</w:t>
+      </w:r>
+    </w:p>
+    <w:p>
+      <w:pPr>
+        <w:numPr>
+          <w:ilvl w:val="0"/>
+          <w:numId w:val="1050"/>
+        </w:numPr>
+        <w:pStyle w:val="Compact"/>
+      </w:pPr>
+      <w:r>
+        <w:t xml:space="preserve">transparent scoring rationale</w:t>
+      </w:r>
+    </w:p>
+    <w:p>
+      <w:pPr>
+        <w:pStyle w:val="FirstParagraph"/>
+      </w:pPr>
+      <w:r>
+        <w:t xml:space="preserve">This module belongs in CSA Store because the app already contains:</w:t>
+      </w:r>
+    </w:p>
+    <w:p>
+      <w:pPr>
+        <w:numPr>
+          <w:ilvl w:val="0"/>
+          <w:numId w:val="1051"/>
         </w:numPr>
         <w:pStyle w:val="Compact"/>
       </w:pPr>
@@ -2888,7 +4215,7 @@
       <w:pPr>
         <w:numPr>
           <w:ilvl w:val="0"/>
-          <w:numId w:val="1040"/>
+          <w:numId w:val="1051"/>
         </w:numPr>
         <w:pStyle w:val="Compact"/>
       </w:pPr>
@@ -2900,7 +4227,7 @@
       <w:pPr>
         <w:numPr>
           <w:ilvl w:val="0"/>
-          <w:numId w:val="1040"/>
+          <w:numId w:val="1051"/>
         </w:numPr>
         <w:pStyle w:val="Compact"/>
       </w:pPr>
@@ -2912,24 +4239,24 @@
       <w:pPr>
         <w:numPr>
           <w:ilvl w:val="0"/>
-          <w:numId w:val="1040"/>
-        </w:numPr>
-        <w:pStyle w:val="Compact"/>
-      </w:pPr>
-      <w:r>
-        <w:t xml:space="preserve">local harvested order data</w:t>
-      </w:r>
-    </w:p>
-    <w:p>
-      <w:pPr>
-        <w:numPr>
-          <w:ilvl w:val="0"/>
-          <w:numId w:val="1040"/>
-        </w:numPr>
-        <w:pStyle w:val="Compact"/>
-      </w:pPr>
-      <w:r>
-        <w:t xml:space="preserve">reporting/dashboard patterns</w:t>
+          <w:numId w:val="1051"/>
+        </w:numPr>
+        <w:pStyle w:val="Compact"/>
+      </w:pPr>
+      <w:r>
+        <w:t xml:space="preserve">harvested order data</w:t>
+      </w:r>
+    </w:p>
+    <w:p>
+      <w:pPr>
+        <w:numPr>
+          <w:ilvl w:val="0"/>
+          <w:numId w:val="1051"/>
+        </w:numPr>
+        <w:pStyle w:val="Compact"/>
+      </w:pPr>
+      <w:r>
+        <w:t xml:space="preserve">reporting and dashboard patterns</w:t>
       </w:r>
     </w:p>
     <w:p>
@@ -2937,72 +4264,12 @@
         <w:pStyle w:val="FirstParagraph"/>
       </w:pPr>
       <w:r>
-        <w:t xml:space="preserve">The technical design should follow the same discipline already used elsewhere in this app:</w:t>
-      </w:r>
-    </w:p>
-    <w:p>
-      <w:pPr>
-        <w:numPr>
-          <w:ilvl w:val="0"/>
-          <w:numId w:val="1041"/>
-        </w:numPr>
-        <w:pStyle w:val="Compact"/>
-      </w:pPr>
-      <w:r>
-        <w:t xml:space="preserve">narrow writes</w:t>
-      </w:r>
-    </w:p>
-    <w:p>
-      <w:pPr>
-        <w:numPr>
-          <w:ilvl w:val="0"/>
-          <w:numId w:val="1041"/>
-        </w:numPr>
-        <w:pStyle w:val="Compact"/>
-      </w:pPr>
-      <w:r>
-        <w:t xml:space="preserve">explicit admin review</w:t>
-      </w:r>
-    </w:p>
-    <w:p>
-      <w:pPr>
-        <w:numPr>
-          <w:ilvl w:val="0"/>
-          <w:numId w:val="1041"/>
-        </w:numPr>
-        <w:pStyle w:val="Compact"/>
-      </w:pPr>
-      <w:r>
-        <w:t xml:space="preserve">local normalized reporting tables</w:t>
-      </w:r>
-    </w:p>
-    <w:p>
-      <w:pPr>
-        <w:numPr>
-          <w:ilvl w:val="0"/>
-          <w:numId w:val="1041"/>
-        </w:numPr>
-        <w:pStyle w:val="Compact"/>
-      </w:pPr>
-      <w:r>
-        <w:t xml:space="preserve">deterministic SQL for metrics</w:t>
-      </w:r>
-    </w:p>
-    <w:p>
-      <w:pPr>
-        <w:numPr>
-          <w:ilvl w:val="0"/>
-          <w:numId w:val="1041"/>
-        </w:numPr>
-        <w:pStyle w:val="Compact"/>
-      </w:pPr>
-      <w:r>
-        <w:t xml:space="preserve">AI only for suggestions and drafts, not silent operational changes</w:t>
-      </w:r>
-    </w:p>
-    <w:bookmarkEnd w:id="43"/>
-    <w:bookmarkEnd w:id="44"/>
-    <w:bookmarkEnd w:id="45"/>
+        <w:t xml:space="preserve">The technical implementation should remain narrow, explicit, and auditable.</w:t>
+      </w:r>
+    </w:p>
+    <w:bookmarkEnd w:id="49"/>
+    <w:bookmarkEnd w:id="50"/>
+    <w:bookmarkEnd w:id="51"/>
     <w:sectPr/>
   </w:body>
 </w:document>
@@ -3280,6 +4547,12 @@
     <w:abstractNumId w:val="991"/>
   </w:num>
   <w:num w:numId="1003">
+    <w:abstractNumId w:val="991"/>
+  </w:num>
+  <w:num w:numId="1004">
+    <w:abstractNumId w:val="991"/>
+  </w:num>
+  <w:num w:numId="1005">
     <w:abstractNumId w:val="99411"/>
     <w:lvlOverride w:ilvl="0">
       <w:startOverride w:val="1"/>
@@ -3309,12 +4582,6 @@
       <w:startOverride w:val="1"/>
     </w:lvlOverride>
   </w:num>
-  <w:num w:numId="1004">
-    <w:abstractNumId w:val="991"/>
-  </w:num>
-  <w:num w:numId="1005">
-    <w:abstractNumId w:val="991"/>
-  </w:num>
   <w:num w:numId="1006">
     <w:abstractNumId w:val="991"/>
   </w:num>
@@ -3340,7 +4607,34 @@
     <w:abstractNumId w:val="991"/>
   </w:num>
   <w:num w:numId="1014">
-    <w:abstractNumId w:val="991"/>
+    <w:abstractNumId w:val="99411"/>
+    <w:lvlOverride w:ilvl="0">
+      <w:startOverride w:val="1"/>
+    </w:lvlOverride>
+    <w:lvlOverride w:ilvl="1">
+      <w:startOverride w:val="1"/>
+    </w:lvlOverride>
+    <w:lvlOverride w:ilvl="2">
+      <w:startOverride w:val="1"/>
+    </w:lvlOverride>
+    <w:lvlOverride w:ilvl="3">
+      <w:startOverride w:val="1"/>
+    </w:lvlOverride>
+    <w:lvlOverride w:ilvl="4">
+      <w:startOverride w:val="1"/>
+    </w:lvlOverride>
+    <w:lvlOverride w:ilvl="5">
+      <w:startOverride w:val="1"/>
+    </w:lvlOverride>
+    <w:lvlOverride w:ilvl="6">
+      <w:startOverride w:val="1"/>
+    </w:lvlOverride>
+    <w:lvlOverride w:ilvl="7">
+      <w:startOverride w:val="1"/>
+    </w:lvlOverride>
+    <w:lvlOverride w:ilvl="8">
+      <w:startOverride w:val="1"/>
+    </w:lvlOverride>
   </w:num>
   <w:num w:numId="1015">
     <w:abstractNumId w:val="991"/>
@@ -3475,6 +4769,36 @@
     <w:abstractNumId w:val="991"/>
   </w:num>
   <w:num w:numId="1041">
+    <w:abstractNumId w:val="991"/>
+  </w:num>
+  <w:num w:numId="1042">
+    <w:abstractNumId w:val="991"/>
+  </w:num>
+  <w:num w:numId="1043">
+    <w:abstractNumId w:val="991"/>
+  </w:num>
+  <w:num w:numId="1044">
+    <w:abstractNumId w:val="991"/>
+  </w:num>
+  <w:num w:numId="1045">
+    <w:abstractNumId w:val="991"/>
+  </w:num>
+  <w:num w:numId="1046">
+    <w:abstractNumId w:val="991"/>
+  </w:num>
+  <w:num w:numId="1047">
+    <w:abstractNumId w:val="991"/>
+  </w:num>
+  <w:num w:numId="1048">
+    <w:abstractNumId w:val="991"/>
+  </w:num>
+  <w:num w:numId="1049">
+    <w:abstractNumId w:val="991"/>
+  </w:num>
+  <w:num w:numId="1050">
+    <w:abstractNumId w:val="991"/>
+  </w:num>
+  <w:num w:numId="1051">
     <w:abstractNumId w:val="991"/>
   </w:num>
 </w:numbering>
